--- a/flow/20230914_vu_template/drafts/2024-12-u/05-ЧТ-Сави_Освященного.docx
+++ b/flow/20230914_vu_template/drafts/2024-12-u/05-ЧТ-Сави_Освященного.docx
@@ -2691,21 +2691,17 @@
       </w:pPr>
       <w:r>
         <w:rPr>
-          <w:rFonts w:ascii="Times New Roman" w:cs="Times New Roman" w:eastAsia="Times New Roman" w:hAnsi="Times New Roman"/>
-          <w:i w:val="1"/>
-          <w:color w:val="ff0000"/>
-          <w:sz w:val="24"/>
-          <w:szCs w:val="24"/>
-          <w:rtl w:val="0"/>
-        </w:rPr>
-        <w:t xml:space="preserve">Священник:</w:t>
-      </w:r>
-      <w:r>
-        <w:rPr>
-          <w:rFonts w:ascii="Times New Roman" w:cs="Times New Roman" w:eastAsia="Times New Roman" w:hAnsi="Times New Roman"/>
-          <w:sz w:val="24"/>
-          <w:szCs w:val="24"/>
-          <w:rtl w:val="0"/>
+          <w:rFonts w:ascii="Times New Roman" w:hAnsi="Times New Roman"/>
+          <w:i/>
+          <w:color w:val="FF0000"/>
+          <w:sz w:val="24"/>
+        </w:rPr>
+        <w:t>Священник:</w:t>
+      </w:r>
+      <w:r>
+        <w:rPr>
+          <w:rFonts w:ascii="Times New Roman" w:hAnsi="Times New Roman"/>
+          <w:sz w:val="24"/>
         </w:rPr>
         <w:t xml:space="preserve"> Бо Тобі належить усяка слава, честь і поклоніння, Отцю, і Сину, і Святому Духові, нині, і повсякчас, і на віки віків.</w:t>
       </w:r>
@@ -6479,21 +6475,17 @@
       </w:pPr>
       <w:r>
         <w:rPr>
-          <w:rFonts w:ascii="Times New Roman" w:cs="Times New Roman" w:eastAsia="Times New Roman" w:hAnsi="Times New Roman"/>
-          <w:i w:val="1"/>
-          <w:color w:val="ff0000"/>
-          <w:sz w:val="24"/>
-          <w:szCs w:val="24"/>
-          <w:rtl w:val="0"/>
-        </w:rPr>
-        <w:t xml:space="preserve">Священник:</w:t>
-      </w:r>
-      <w:r>
-        <w:rPr>
-          <w:rFonts w:ascii="Times New Roman" w:cs="Times New Roman" w:eastAsia="Times New Roman" w:hAnsi="Times New Roman"/>
-          <w:sz w:val="24"/>
-          <w:szCs w:val="24"/>
-          <w:rtl w:val="0"/>
+          <w:rFonts w:ascii="Times New Roman" w:hAnsi="Times New Roman"/>
+          <w:i/>
+          <w:color w:val="FF0000"/>
+          <w:sz w:val="24"/>
+        </w:rPr>
+        <w:t>Священник:</w:t>
+      </w:r>
+      <w:r>
+        <w:rPr>
+          <w:rFonts w:ascii="Times New Roman" w:hAnsi="Times New Roman"/>
+          <w:sz w:val="24"/>
         </w:rPr>
         <w:t xml:space="preserve"> Бо милостивий і людинолюбний Бог єси, і Тобі славу возсилаємо, Отцю, і Сину, і Святому Духові, нині, і повсякчас, і на віки віків.</w:t>
       </w:r>
@@ -7315,21 +7307,17 @@
       </w:pPr>
       <w:r>
         <w:rPr>
-          <w:rFonts w:ascii="Times New Roman" w:cs="Times New Roman" w:eastAsia="Times New Roman" w:hAnsi="Times New Roman"/>
-          <w:i w:val="1"/>
-          <w:color w:val="ff0000"/>
-          <w:sz w:val="24"/>
-          <w:szCs w:val="24"/>
-          <w:rtl w:val="0"/>
-        </w:rPr>
-        <w:t xml:space="preserve">Священник:</w:t>
-      </w:r>
-      <w:r>
-        <w:rPr>
-          <w:rFonts w:ascii="Times New Roman" w:cs="Times New Roman" w:eastAsia="Times New Roman" w:hAnsi="Times New Roman"/>
-          <w:sz w:val="24"/>
-          <w:szCs w:val="24"/>
-          <w:rtl w:val="0"/>
+          <w:rFonts w:ascii="Times New Roman" w:hAnsi="Times New Roman"/>
+          <w:i/>
+          <w:color w:val="FF0000"/>
+          <w:sz w:val="24"/>
+        </w:rPr>
+        <w:t>Священник:</w:t>
+      </w:r>
+      <w:r>
+        <w:rPr>
+          <w:rFonts w:ascii="Times New Roman" w:hAnsi="Times New Roman"/>
+          <w:sz w:val="24"/>
         </w:rPr>
         <w:t xml:space="preserve"> Бо Ти – Бог милости, ласк і людинолюбности, і Тобі славу возсилаємо, Отцю, і Сину, і Святому Духові, нині, і повсякчас, і на віки віків.</w:t>
       </w:r>
@@ -8737,21 +8725,17 @@
       </w:pPr>
       <w:r>
         <w:rPr>
-          <w:rFonts w:ascii="Times New Roman" w:cs="Times New Roman" w:eastAsia="Times New Roman" w:hAnsi="Times New Roman"/>
-          <w:i w:val="1"/>
-          <w:color w:val="ff0000"/>
-          <w:sz w:val="24"/>
-          <w:szCs w:val="24"/>
-          <w:rtl w:val="0"/>
-        </w:rPr>
-        <w:t xml:space="preserve">Священник:</w:t>
-      </w:r>
-      <w:r>
-        <w:rPr>
-          <w:rFonts w:ascii="Times New Roman" w:cs="Times New Roman" w:eastAsia="Times New Roman" w:hAnsi="Times New Roman"/>
-          <w:sz w:val="24"/>
-          <w:szCs w:val="24"/>
-          <w:rtl w:val="0"/>
+          <w:rFonts w:ascii="Times New Roman" w:hAnsi="Times New Roman"/>
+          <w:i/>
+          <w:color w:val="FF0000"/>
+          <w:sz w:val="24"/>
+        </w:rPr>
+        <w:t>Священник:</w:t>
+      </w:r>
+      <w:r>
+        <w:rPr>
+          <w:rFonts w:ascii="Times New Roman" w:hAnsi="Times New Roman"/>
+          <w:sz w:val="24"/>
         </w:rPr>
         <w:t xml:space="preserve"> Сла́ва Тобі́, Хри́сте Бо́же, упова́ння на́ше, сла́ва Тобі́!</w:t>
       </w:r>
@@ -13288,21 +13272,17 @@
       </w:pPr>
       <w:r>
         <w:rPr>
-          <w:rFonts w:ascii="Times New Roman" w:cs="Times New Roman" w:eastAsia="Times New Roman" w:hAnsi="Times New Roman"/>
-          <w:i w:val="1"/>
-          <w:color w:val="ff0000"/>
-          <w:sz w:val="24"/>
-          <w:szCs w:val="24"/>
-          <w:rtl w:val="0"/>
-        </w:rPr>
-        <w:t xml:space="preserve">Священник:</w:t>
-      </w:r>
-      <w:r>
-        <w:rPr>
-          <w:rFonts w:ascii="Times New Roman" w:cs="Times New Roman" w:eastAsia="Times New Roman" w:hAnsi="Times New Roman"/>
-          <w:sz w:val="24"/>
-          <w:szCs w:val="24"/>
-          <w:rtl w:val="0"/>
+          <w:rFonts w:ascii="Times New Roman" w:hAnsi="Times New Roman"/>
+          <w:i/>
+          <w:color w:val="FF0000"/>
+          <w:sz w:val="24"/>
+        </w:rPr>
+        <w:t>Священник:</w:t>
+      </w:r>
+      <w:r>
+        <w:rPr>
+          <w:rFonts w:ascii="Times New Roman" w:hAnsi="Times New Roman"/>
+          <w:sz w:val="24"/>
         </w:rPr>
         <w:t xml:space="preserve"> Бо Тобі належить усяка слава, честь і поклоніння, Отцю, і Сину, і Святому Духові, нині, і повсякчас, і на віки віків.</w:t>
       </w:r>
@@ -24067,21 +24047,17 @@
       </w:pPr>
       <w:r>
         <w:rPr>
-          <w:rFonts w:ascii="Times New Roman" w:cs="Times New Roman" w:eastAsia="Times New Roman" w:hAnsi="Times New Roman"/>
-          <w:i w:val="1"/>
-          <w:color w:val="ff0000"/>
-          <w:sz w:val="24"/>
-          <w:szCs w:val="24"/>
-          <w:rtl w:val="0"/>
-        </w:rPr>
-        <w:t xml:space="preserve">Священник:</w:t>
-      </w:r>
-      <w:r>
-        <w:rPr>
-          <w:rFonts w:ascii="Times New Roman" w:cs="Times New Roman" w:eastAsia="Times New Roman" w:hAnsi="Times New Roman"/>
-          <w:sz w:val="24"/>
-          <w:szCs w:val="24"/>
-          <w:rtl w:val="0"/>
+          <w:rFonts w:ascii="Times New Roman" w:hAnsi="Times New Roman"/>
+          <w:i/>
+          <w:color w:val="FF0000"/>
+          <w:sz w:val="24"/>
+        </w:rPr>
+        <w:t>Священник:</w:t>
+      </w:r>
+      <w:r>
+        <w:rPr>
+          <w:rFonts w:ascii="Times New Roman" w:hAnsi="Times New Roman"/>
+          <w:sz w:val="24"/>
         </w:rPr>
         <w:t xml:space="preserve"> Бо милостивий і людинолюбний Бог єси, і Тобі славу возсилаємо, Отцю, і Сину, і Святому Духові, нині, і повсякчас, і на віки віків.</w:t>
       </w:r>
@@ -24662,21 +24638,17 @@
       </w:pPr>
       <w:r>
         <w:rPr>
-          <w:rFonts w:ascii="Times New Roman" w:cs="Times New Roman" w:eastAsia="Times New Roman" w:hAnsi="Times New Roman"/>
-          <w:i w:val="1"/>
-          <w:color w:val="ff0000"/>
-          <w:sz w:val="24"/>
-          <w:szCs w:val="24"/>
-          <w:rtl w:val="0"/>
-        </w:rPr>
-        <w:t xml:space="preserve">Священник:</w:t>
-      </w:r>
-      <w:r>
-        <w:rPr>
-          <w:rFonts w:ascii="Times New Roman" w:cs="Times New Roman" w:eastAsia="Times New Roman" w:hAnsi="Times New Roman"/>
-          <w:sz w:val="24"/>
-          <w:szCs w:val="24"/>
-          <w:rtl w:val="0"/>
+          <w:rFonts w:ascii="Times New Roman" w:hAnsi="Times New Roman"/>
+          <w:i/>
+          <w:color w:val="FF0000"/>
+          <w:sz w:val="24"/>
+        </w:rPr>
+        <w:t>Священник:</w:t>
+      </w:r>
+      <w:r>
+        <w:rPr>
+          <w:rFonts w:ascii="Times New Roman" w:hAnsi="Times New Roman"/>
+          <w:sz w:val="24"/>
         </w:rPr>
         <w:t xml:space="preserve"> Бо Ти – Бог милости, ласк і людинолюбности, і Тобі славу возсилаємо, Отцю, і Сину, і Святому Духові, нині, і повсякчас, і на віки віків.</w:t>
       </w:r>
@@ -25227,21 +25199,17 @@
       </w:pPr>
       <w:r>
         <w:rPr>
-          <w:rFonts w:ascii="Times New Roman" w:cs="Times New Roman" w:eastAsia="Times New Roman" w:hAnsi="Times New Roman"/>
-          <w:i w:val="1"/>
-          <w:color w:val="ff0000"/>
-          <w:sz w:val="24"/>
-          <w:szCs w:val="24"/>
-          <w:rtl w:val="0"/>
-        </w:rPr>
-        <w:t xml:space="preserve">Священник:</w:t>
-      </w:r>
-      <w:r>
-        <w:rPr>
-          <w:rFonts w:ascii="Times New Roman" w:cs="Times New Roman" w:eastAsia="Times New Roman" w:hAnsi="Times New Roman"/>
-          <w:sz w:val="24"/>
-          <w:szCs w:val="24"/>
-          <w:rtl w:val="0"/>
+          <w:rFonts w:ascii="Times New Roman" w:hAnsi="Times New Roman"/>
+          <w:i/>
+          <w:color w:val="FF0000"/>
+          <w:sz w:val="24"/>
+        </w:rPr>
+        <w:t>Священник:</w:t>
+      </w:r>
+      <w:r>
+        <w:rPr>
+          <w:rFonts w:ascii="Times New Roman" w:hAnsi="Times New Roman"/>
+          <w:sz w:val="24"/>
         </w:rPr>
         <w:t xml:space="preserve"> Сла́ва Тобі́, Хри́сте Бо́же, упова́ння на́ше, сла́ва Тобі́!</w:t>
       </w:r>

--- a/flow/20230914_vu_template/drafts/2024-12-u/05-ЧТ-Сави_Освященного.docx
+++ b/flow/20230914_vu_template/drafts/2024-12-u/05-ЧТ-Сави_Освященного.docx
@@ -1900,294 +1900,7 @@
           <w:rFonts w:ascii="Times New Roman" w:hAnsi="Times New Roman"/>
           <w:sz w:val="24"/>
         </w:rPr>
-        <w:t xml:space="preserve"> </w:t>
-      </w:r>
-      <w:r>
-        <w:rPr>
-          <w:rFonts w:ascii="Times New Roman" w:hAnsi="Times New Roman"/>
-          <w:sz w:val="24"/>
-        </w:rPr>
-        <w:t>Бо</w:t>
-      </w:r>
-      <w:r>
-        <w:rPr>
-          <w:rFonts w:ascii="Times New Roman" w:hAnsi="Times New Roman"/>
-          <w:sz w:val="24"/>
-        </w:rPr>
-        <w:t xml:space="preserve"> </w:t>
-      </w:r>
-      <w:r>
-        <w:rPr>
-          <w:rFonts w:ascii="Times New Roman" w:hAnsi="Times New Roman"/>
-          <w:sz w:val="24"/>
-        </w:rPr>
-        <w:t>Твоє</w:t>
-      </w:r>
-      <w:r>
-        <w:rPr>
-          <w:rFonts w:ascii="Times New Roman" w:hAnsi="Times New Roman"/>
-          <w:sz w:val="24"/>
-        </w:rPr>
-        <w:t xml:space="preserve"> </w:t>
-      </w:r>
-      <w:r>
-        <w:rPr>
-          <w:rFonts w:ascii="Times New Roman" w:hAnsi="Times New Roman"/>
-          <w:sz w:val="24"/>
-        </w:rPr>
-        <w:t>є</w:t>
-      </w:r>
-      <w:r>
-        <w:rPr>
-          <w:rFonts w:ascii="Times New Roman" w:hAnsi="Times New Roman"/>
-          <w:sz w:val="24"/>
-        </w:rPr>
-        <w:t xml:space="preserve"> </w:t>
-      </w:r>
-      <w:r>
-        <w:rPr>
-          <w:rFonts w:ascii="Times New Roman" w:hAnsi="Times New Roman"/>
-          <w:sz w:val="24"/>
-        </w:rPr>
-        <w:t>царство,</w:t>
-      </w:r>
-      <w:r>
-        <w:rPr>
-          <w:rFonts w:ascii="Times New Roman" w:hAnsi="Times New Roman"/>
-          <w:sz w:val="24"/>
-        </w:rPr>
-        <w:t xml:space="preserve"> </w:t>
-      </w:r>
-      <w:r>
-        <w:rPr>
-          <w:rFonts w:ascii="Times New Roman" w:hAnsi="Times New Roman"/>
-          <w:sz w:val="24"/>
-        </w:rPr>
-        <w:t>і</w:t>
-      </w:r>
-      <w:r>
-        <w:rPr>
-          <w:rFonts w:ascii="Times New Roman" w:hAnsi="Times New Roman"/>
-          <w:sz w:val="24"/>
-        </w:rPr>
-        <w:t xml:space="preserve"> </w:t>
-      </w:r>
-      <w:r>
-        <w:rPr>
-          <w:rFonts w:ascii="Times New Roman" w:hAnsi="Times New Roman"/>
-          <w:sz w:val="24"/>
-        </w:rPr>
-        <w:t>сила,</w:t>
-      </w:r>
-      <w:r>
-        <w:rPr>
-          <w:rFonts w:ascii="Times New Roman" w:hAnsi="Times New Roman"/>
-          <w:sz w:val="24"/>
-        </w:rPr>
-        <w:t xml:space="preserve"> </w:t>
-      </w:r>
-      <w:r>
-        <w:rPr>
-          <w:rFonts w:ascii="Times New Roman" w:hAnsi="Times New Roman"/>
-          <w:sz w:val="24"/>
-        </w:rPr>
-        <w:t>і</w:t>
-      </w:r>
-      <w:r>
-        <w:rPr>
-          <w:rFonts w:ascii="Times New Roman" w:hAnsi="Times New Roman"/>
-          <w:sz w:val="24"/>
-        </w:rPr>
-        <w:t xml:space="preserve"> </w:t>
-      </w:r>
-      <w:r>
-        <w:rPr>
-          <w:rFonts w:ascii="Times New Roman" w:hAnsi="Times New Roman"/>
-          <w:sz w:val="24"/>
-        </w:rPr>
-        <w:t>слава,</w:t>
-      </w:r>
-      <w:r>
-        <w:rPr>
-          <w:rFonts w:ascii="Times New Roman" w:hAnsi="Times New Roman"/>
-          <w:sz w:val="24"/>
-        </w:rPr>
-        <w:t xml:space="preserve"> </w:t>
-      </w:r>
-      <w:r>
-        <w:rPr>
-          <w:rFonts w:ascii="Times New Roman" w:hAnsi="Times New Roman"/>
-          <w:sz w:val="24"/>
-        </w:rPr>
-        <w:t>Отця,</w:t>
-      </w:r>
-      <w:r>
-        <w:rPr>
-          <w:rFonts w:ascii="Times New Roman" w:hAnsi="Times New Roman"/>
-          <w:sz w:val="24"/>
-        </w:rPr>
-        <w:t xml:space="preserve"> </w:t>
-      </w:r>
-      <w:r>
-        <w:rPr>
-          <w:rFonts w:ascii="Times New Roman" w:hAnsi="Times New Roman"/>
-          <w:sz w:val="24"/>
-        </w:rPr>
-        <w:t>і</w:t>
-      </w:r>
-      <w:r>
-        <w:rPr>
-          <w:rFonts w:ascii="Times New Roman" w:hAnsi="Times New Roman"/>
-          <w:sz w:val="24"/>
-        </w:rPr>
-        <w:t xml:space="preserve"> </w:t>
-      </w:r>
-      <w:r>
-        <w:rPr>
-          <w:rFonts w:ascii="Times New Roman" w:hAnsi="Times New Roman"/>
-          <w:sz w:val="24"/>
-        </w:rPr>
-        <w:t>Сина,</w:t>
-      </w:r>
-      <w:r>
-        <w:rPr>
-          <w:rFonts w:ascii="Times New Roman" w:hAnsi="Times New Roman"/>
-          <w:sz w:val="24"/>
-        </w:rPr>
-        <w:t xml:space="preserve"> </w:t>
-      </w:r>
-      <w:r>
-        <w:rPr>
-          <w:rFonts w:ascii="Times New Roman" w:hAnsi="Times New Roman"/>
-          <w:sz w:val="24"/>
-        </w:rPr>
-        <w:t>і</w:t>
-      </w:r>
-      <w:r>
-        <w:rPr>
-          <w:rFonts w:ascii="Times New Roman" w:hAnsi="Times New Roman"/>
-          <w:sz w:val="24"/>
-        </w:rPr>
-        <w:t xml:space="preserve"> </w:t>
-      </w:r>
-      <w:r>
-        <w:rPr>
-          <w:rFonts w:ascii="Times New Roman" w:hAnsi="Times New Roman"/>
-          <w:sz w:val="24"/>
-        </w:rPr>
-        <w:t>Святого</w:t>
-      </w:r>
-      <w:r>
-        <w:rPr>
-          <w:rFonts w:ascii="Times New Roman" w:hAnsi="Times New Roman"/>
-          <w:sz w:val="24"/>
-        </w:rPr>
-        <w:t xml:space="preserve"> </w:t>
-      </w:r>
-      <w:r>
-        <w:rPr>
-          <w:rFonts w:ascii="Times New Roman" w:hAnsi="Times New Roman"/>
-          <w:sz w:val="24"/>
-        </w:rPr>
-        <w:t>Духа,</w:t>
-      </w:r>
-      <w:r>
-        <w:rPr>
-          <w:rFonts w:ascii="Times New Roman" w:hAnsi="Times New Roman"/>
-          <w:sz w:val="24"/>
-        </w:rPr>
-        <w:t xml:space="preserve"> </w:t>
-      </w:r>
-      <w:r>
-        <w:rPr>
-          <w:rFonts w:ascii="Times New Roman" w:hAnsi="Times New Roman"/>
-          <w:sz w:val="24"/>
-        </w:rPr>
-        <w:t>нині,</w:t>
-      </w:r>
-      <w:r>
-        <w:rPr>
-          <w:rFonts w:ascii="Times New Roman" w:hAnsi="Times New Roman"/>
-          <w:sz w:val="24"/>
-        </w:rPr>
-        <w:t xml:space="preserve"> </w:t>
-      </w:r>
-      <w:r>
-        <w:rPr>
-          <w:rFonts w:ascii="Times New Roman" w:hAnsi="Times New Roman"/>
-          <w:sz w:val="24"/>
-        </w:rPr>
-        <w:t>і</w:t>
-      </w:r>
-      <w:r>
-        <w:rPr>
-          <w:rFonts w:ascii="Times New Roman" w:hAnsi="Times New Roman"/>
-          <w:sz w:val="24"/>
-        </w:rPr>
-        <w:t xml:space="preserve"> </w:t>
-      </w:r>
-      <w:r>
-        <w:rPr>
-          <w:rFonts w:ascii="Times New Roman" w:hAnsi="Times New Roman"/>
-          <w:sz w:val="24"/>
-        </w:rPr>
-        <w:t>повсякчас,</w:t>
-      </w:r>
-      <w:r>
-        <w:rPr>
-          <w:rFonts w:ascii="Times New Roman" w:hAnsi="Times New Roman"/>
-          <w:sz w:val="24"/>
-        </w:rPr>
-        <w:t xml:space="preserve"> </w:t>
-      </w:r>
-      <w:r>
-        <w:rPr>
-          <w:rFonts w:ascii="Times New Roman" w:hAnsi="Times New Roman"/>
-          <w:sz w:val="24"/>
-        </w:rPr>
-        <w:t>і</w:t>
-      </w:r>
-      <w:r>
-        <w:rPr>
-          <w:rFonts w:ascii="Times New Roman" w:hAnsi="Times New Roman"/>
-          <w:sz w:val="24"/>
-        </w:rPr>
-        <w:t xml:space="preserve"> </w:t>
-      </w:r>
-      <w:r>
-        <w:rPr>
-          <w:rFonts w:ascii="Times New Roman" w:hAnsi="Times New Roman"/>
-          <w:sz w:val="24"/>
-        </w:rPr>
-        <w:t>на</w:t>
-      </w:r>
-      <w:r>
-        <w:rPr>
-          <w:rFonts w:ascii="Times New Roman" w:hAnsi="Times New Roman"/>
-          <w:sz w:val="24"/>
-        </w:rPr>
-        <w:t xml:space="preserve"> </w:t>
-      </w:r>
-      <w:r>
-        <w:rPr>
-          <w:rFonts w:ascii="Times New Roman" w:hAnsi="Times New Roman"/>
-          <w:sz w:val="24"/>
-        </w:rPr>
-        <w:t>віки</w:t>
-      </w:r>
-      <w:r>
-        <w:rPr>
-          <w:rFonts w:ascii="Times New Roman" w:hAnsi="Times New Roman"/>
-          <w:sz w:val="24"/>
-        </w:rPr>
-        <w:t xml:space="preserve"> </w:t>
-      </w:r>
-      <w:r>
-        <w:rPr>
-          <w:rFonts w:ascii="Times New Roman" w:hAnsi="Times New Roman"/>
-          <w:sz w:val="24"/>
-        </w:rPr>
-        <w:t>віків.</w:t>
+        <w:t xml:space="preserve"> Бо Твоє є царство, і сила, і слава, Отця, і Сина, і Святого Духа, нині, і повсякчас, і на віки віків.</w:t>
       </w:r>
     </w:p>
     <w:p>
@@ -7365,7 +7078,7 @@
         <w:rPr>
           <w:rFonts w:ascii="Times New Roman" w:hAnsi="Times New Roman"/>
           <w:i/>
-          <w:color w:val="FF4400"/>
+          <w:color w:val="FF0000"/>
           <w:sz w:val="24"/>
         </w:rPr>
         <w:t>Священник:</w:t>
@@ -7373,402 +7086,9 @@
       <w:r>
         <w:rPr>
           <w:rFonts w:ascii="Times New Roman" w:hAnsi="Times New Roman"/>
-          <w:color w:val="000000"/>
-          <w:sz w:val="24"/>
-        </w:rPr>
-        <w:t xml:space="preserve"> </w:t>
-      </w:r>
-      <w:r>
-        <w:rPr>
-          <w:rFonts w:ascii="Times New Roman" w:hAnsi="Times New Roman"/>
-          <w:color w:val="000000"/>
-          <w:sz w:val="24"/>
-        </w:rPr>
-        <w:t>Бо</w:t>
-      </w:r>
-      <w:r>
-        <w:rPr>
-          <w:rFonts w:ascii="Times New Roman" w:hAnsi="Times New Roman"/>
-          <w:color w:val="000000"/>
-          <w:sz w:val="24"/>
-        </w:rPr>
-        <w:t xml:space="preserve"> </w:t>
-      </w:r>
-      <w:r>
-        <w:rPr>
-          <w:rFonts w:ascii="Times New Roman" w:hAnsi="Times New Roman"/>
-          <w:color w:val="000000"/>
-          <w:sz w:val="24"/>
-        </w:rPr>
-        <w:t>Твоя</w:t>
-      </w:r>
-      <w:r>
-        <w:rPr>
-          <w:rFonts w:ascii="Times New Roman" w:hAnsi="Times New Roman"/>
-          <w:color w:val="000000"/>
-          <w:sz w:val="24"/>
-        </w:rPr>
-        <w:t xml:space="preserve"> </w:t>
-      </w:r>
-      <w:r>
-        <w:rPr>
-          <w:rFonts w:ascii="Times New Roman" w:hAnsi="Times New Roman"/>
-          <w:color w:val="000000"/>
-          <w:sz w:val="24"/>
-        </w:rPr>
-        <w:t>є</w:t>
-      </w:r>
-      <w:r>
-        <w:rPr>
-          <w:rFonts w:ascii="Times New Roman" w:hAnsi="Times New Roman"/>
-          <w:color w:val="000000"/>
-          <w:sz w:val="24"/>
-        </w:rPr>
-        <w:t xml:space="preserve"> </w:t>
-      </w:r>
-      <w:r>
-        <w:rPr>
-          <w:rFonts w:ascii="Times New Roman" w:hAnsi="Times New Roman"/>
-          <w:color w:val="000000"/>
-          <w:sz w:val="24"/>
-        </w:rPr>
-        <w:t>влада</w:t>
-      </w:r>
-      <w:r>
-        <w:rPr>
-          <w:rFonts w:ascii="Times New Roman" w:hAnsi="Times New Roman"/>
-          <w:color w:val="000000"/>
-          <w:sz w:val="24"/>
-        </w:rPr>
-        <w:t xml:space="preserve"> </w:t>
-      </w:r>
-      <w:r>
-        <w:rPr>
-          <w:rFonts w:ascii="Times New Roman" w:hAnsi="Times New Roman"/>
-          <w:color w:val="000000"/>
-          <w:sz w:val="24"/>
-        </w:rPr>
-        <w:t>і</w:t>
-      </w:r>
-      <w:r>
-        <w:rPr>
-          <w:rFonts w:ascii="Times New Roman" w:hAnsi="Times New Roman"/>
-          <w:color w:val="000000"/>
-          <w:sz w:val="24"/>
-        </w:rPr>
-        <w:t xml:space="preserve"> </w:t>
-      </w:r>
-      <w:r>
-        <w:rPr>
-          <w:rFonts w:ascii="Times New Roman" w:hAnsi="Times New Roman"/>
-          <w:color w:val="000000"/>
-          <w:sz w:val="24"/>
-        </w:rPr>
-        <w:t>Твоє</w:t>
-      </w:r>
-      <w:r>
-        <w:rPr>
-          <w:rFonts w:ascii="Times New Roman" w:hAnsi="Times New Roman"/>
-          <w:color w:val="000000"/>
-          <w:sz w:val="24"/>
-        </w:rPr>
-        <w:t xml:space="preserve"> </w:t>
-      </w:r>
-      <w:r>
-        <w:rPr>
-          <w:rFonts w:ascii="Times New Roman" w:hAnsi="Times New Roman"/>
-          <w:color w:val="000000"/>
-          <w:sz w:val="24"/>
-        </w:rPr>
-        <w:t>є</w:t>
-      </w:r>
-      <w:r>
-        <w:rPr>
-          <w:rFonts w:ascii="Times New Roman" w:hAnsi="Times New Roman"/>
-          <w:color w:val="000000"/>
-          <w:sz w:val="24"/>
-        </w:rPr>
-        <w:t xml:space="preserve"> </w:t>
-      </w:r>
-      <w:r>
-        <w:rPr>
-          <w:rFonts w:ascii="Times New Roman" w:hAnsi="Times New Roman"/>
-          <w:color w:val="000000"/>
-          <w:sz w:val="24"/>
-        </w:rPr>
-        <w:t>царство,</w:t>
-      </w:r>
-      <w:r>
-        <w:rPr>
-          <w:rFonts w:ascii="Times New Roman" w:hAnsi="Times New Roman"/>
-          <w:color w:val="000000"/>
-          <w:sz w:val="24"/>
-        </w:rPr>
-        <w:t xml:space="preserve"> </w:t>
-      </w:r>
-      <w:r>
-        <w:rPr>
-          <w:rFonts w:ascii="Times New Roman" w:hAnsi="Times New Roman"/>
-          <w:color w:val="000000"/>
-          <w:sz w:val="24"/>
-        </w:rPr>
-        <w:t>і</w:t>
-      </w:r>
-      <w:r>
-        <w:rPr>
-          <w:rFonts w:ascii="Times New Roman" w:hAnsi="Times New Roman"/>
-          <w:color w:val="000000"/>
-          <w:sz w:val="24"/>
-        </w:rPr>
-        <w:t xml:space="preserve"> </w:t>
-      </w:r>
-      <w:r>
-        <w:rPr>
-          <w:rFonts w:ascii="Times New Roman" w:hAnsi="Times New Roman"/>
-          <w:color w:val="000000"/>
-          <w:sz w:val="24"/>
-        </w:rPr>
-        <w:t>сила,</w:t>
-      </w:r>
-      <w:r>
-        <w:rPr>
-          <w:rFonts w:ascii="Times New Roman" w:hAnsi="Times New Roman"/>
-          <w:color w:val="000000"/>
-          <w:sz w:val="24"/>
-        </w:rPr>
-        <w:t xml:space="preserve"> </w:t>
-      </w:r>
-      <w:r>
-        <w:rPr>
-          <w:rFonts w:ascii="Times New Roman" w:hAnsi="Times New Roman"/>
-          <w:color w:val="000000"/>
-          <w:sz w:val="24"/>
-        </w:rPr>
-        <w:t>і</w:t>
-      </w:r>
-      <w:r>
-        <w:rPr>
-          <w:rFonts w:ascii="Times New Roman" w:hAnsi="Times New Roman"/>
-          <w:color w:val="000000"/>
-          <w:sz w:val="24"/>
-        </w:rPr>
-        <w:t xml:space="preserve"> </w:t>
-      </w:r>
-      <w:r>
-        <w:rPr>
-          <w:rFonts w:ascii="Times New Roman" w:hAnsi="Times New Roman"/>
-          <w:color w:val="000000"/>
-          <w:sz w:val="24"/>
-        </w:rPr>
-        <w:t>слава,</w:t>
-      </w:r>
-      <w:r>
-        <w:rPr>
-          <w:rFonts w:ascii="Times New Roman" w:hAnsi="Times New Roman"/>
-          <w:color w:val="000000"/>
-          <w:sz w:val="24"/>
-        </w:rPr>
-        <w:t xml:space="preserve"> </w:t>
-      </w:r>
-      <w:r>
-        <w:rPr>
-          <w:rFonts w:ascii="Times New Roman" w:hAnsi="Times New Roman"/>
-          <w:color w:val="000000"/>
-          <w:sz w:val="24"/>
-        </w:rPr>
-        <w:t>Отця,</w:t>
-      </w:r>
-      <w:r>
-        <w:rPr>
-          <w:rFonts w:ascii="Times New Roman" w:hAnsi="Times New Roman"/>
-          <w:color w:val="000000"/>
-          <w:sz w:val="24"/>
-        </w:rPr>
-        <w:t xml:space="preserve"> </w:t>
-      </w:r>
-      <w:r>
-        <w:rPr>
-          <w:rFonts w:ascii="Times New Roman" w:hAnsi="Times New Roman"/>
-          <w:color w:val="000000"/>
-          <w:sz w:val="24"/>
-        </w:rPr>
-        <w:t>і</w:t>
-      </w:r>
-      <w:r>
-        <w:rPr>
-          <w:rFonts w:ascii="Times New Roman" w:hAnsi="Times New Roman"/>
-          <w:color w:val="000000"/>
-          <w:sz w:val="24"/>
-        </w:rPr>
-        <w:t xml:space="preserve"> </w:t>
-      </w:r>
-      <w:r>
-        <w:rPr>
-          <w:rFonts w:ascii="Times New Roman" w:hAnsi="Times New Roman"/>
-          <w:color w:val="000000"/>
-          <w:sz w:val="24"/>
-        </w:rPr>
-        <w:t>Сина,</w:t>
-      </w:r>
-      <w:r>
-        <w:rPr>
-          <w:rFonts w:ascii="Times New Roman" w:hAnsi="Times New Roman"/>
-          <w:color w:val="000000"/>
-          <w:sz w:val="24"/>
-        </w:rPr>
-        <w:t xml:space="preserve"> </w:t>
-      </w:r>
-      <w:r>
-        <w:rPr>
-          <w:rFonts w:ascii="Times New Roman" w:hAnsi="Times New Roman"/>
-          <w:color w:val="000000"/>
-          <w:sz w:val="24"/>
-        </w:rPr>
-        <w:t>і</w:t>
-      </w:r>
-      <w:r>
-        <w:rPr>
-          <w:rFonts w:ascii="Times New Roman" w:hAnsi="Times New Roman"/>
-          <w:color w:val="000000"/>
-          <w:sz w:val="24"/>
-        </w:rPr>
-        <w:t xml:space="preserve"> </w:t>
-      </w:r>
-      <w:r>
-        <w:rPr>
-          <w:rFonts w:ascii="Times New Roman" w:hAnsi="Times New Roman"/>
-          <w:color w:val="000000"/>
-          <w:sz w:val="24"/>
-        </w:rPr>
-        <w:t>Святого</w:t>
-      </w:r>
-      <w:r>
-        <w:rPr>
-          <w:rFonts w:ascii="Times New Roman" w:hAnsi="Times New Roman"/>
-          <w:color w:val="000000"/>
-          <w:sz w:val="24"/>
-        </w:rPr>
-        <w:t xml:space="preserve"> </w:t>
-      </w:r>
-      <w:r>
-        <w:rPr>
-          <w:rFonts w:ascii="Times New Roman" w:hAnsi="Times New Roman"/>
-          <w:color w:val="000000"/>
-          <w:sz w:val="24"/>
-        </w:rPr>
-        <w:t>Духа,</w:t>
-      </w:r>
-      <w:r>
-        <w:rPr>
-          <w:rFonts w:ascii="Times New Roman" w:hAnsi="Times New Roman"/>
-          <w:color w:val="000000"/>
-          <w:sz w:val="24"/>
-        </w:rPr>
-        <w:t xml:space="preserve"> </w:t>
-      </w:r>
-      <w:r>
-        <w:rPr>
-          <w:rFonts w:ascii="Times New Roman" w:hAnsi="Times New Roman"/>
-          <w:color w:val="000000"/>
-          <w:sz w:val="24"/>
-        </w:rPr>
-        <w:t>нині,</w:t>
-      </w:r>
-      <w:r>
-        <w:rPr>
-          <w:rFonts w:ascii="Times New Roman" w:hAnsi="Times New Roman"/>
-          <w:color w:val="000000"/>
-          <w:sz w:val="24"/>
-        </w:rPr>
-        <w:t xml:space="preserve"> </w:t>
-      </w:r>
-      <w:r>
-        <w:rPr>
-          <w:rFonts w:ascii="Times New Roman" w:hAnsi="Times New Roman"/>
-          <w:color w:val="000000"/>
-          <w:sz w:val="24"/>
-        </w:rPr>
-        <w:t>і</w:t>
-      </w:r>
-      <w:r>
-        <w:rPr>
-          <w:rFonts w:ascii="Times New Roman" w:hAnsi="Times New Roman"/>
-          <w:color w:val="000000"/>
-          <w:sz w:val="24"/>
-        </w:rPr>
-        <w:t xml:space="preserve"> </w:t>
-      </w:r>
-      <w:r>
-        <w:rPr>
-          <w:rFonts w:ascii="Times New Roman" w:hAnsi="Times New Roman"/>
-          <w:color w:val="000000"/>
-          <w:sz w:val="24"/>
-        </w:rPr>
-        <w:t>повсякчас,</w:t>
-      </w:r>
-      <w:r>
-        <w:rPr>
-          <w:rFonts w:ascii="Times New Roman" w:hAnsi="Times New Roman"/>
-          <w:color w:val="000000"/>
-          <w:sz w:val="24"/>
-        </w:rPr>
-        <w:t xml:space="preserve"> </w:t>
-      </w:r>
-      <w:r>
-        <w:rPr>
-          <w:rFonts w:ascii="Times New Roman" w:hAnsi="Times New Roman"/>
-          <w:color w:val="000000"/>
-          <w:sz w:val="24"/>
-        </w:rPr>
-        <w:t>і</w:t>
-      </w:r>
-      <w:r>
-        <w:rPr>
-          <w:rFonts w:ascii="Times New Roman" w:hAnsi="Times New Roman"/>
-          <w:color w:val="000000"/>
-          <w:sz w:val="24"/>
-        </w:rPr>
-        <w:t xml:space="preserve"> </w:t>
-      </w:r>
-      <w:r>
-        <w:rPr>
-          <w:rFonts w:ascii="Times New Roman" w:hAnsi="Times New Roman"/>
-          <w:color w:val="000000"/>
-          <w:sz w:val="24"/>
-        </w:rPr>
-        <w:t>на</w:t>
-      </w:r>
-      <w:r>
-        <w:rPr>
-          <w:rFonts w:ascii="Times New Roman" w:hAnsi="Times New Roman"/>
-          <w:color w:val="000000"/>
-          <w:sz w:val="24"/>
-        </w:rPr>
-        <w:t xml:space="preserve"> </w:t>
-      </w:r>
-      <w:r>
-        <w:rPr>
-          <w:rFonts w:ascii="Times New Roman" w:hAnsi="Times New Roman"/>
-          <w:color w:val="000000"/>
-          <w:sz w:val="24"/>
-        </w:rPr>
-        <w:t>віки</w:t>
-      </w:r>
-      <w:r>
-        <w:rPr>
-          <w:rFonts w:ascii="Times New Roman" w:hAnsi="Times New Roman"/>
-          <w:color w:val="000000"/>
-          <w:sz w:val="24"/>
-        </w:rPr>
-        <w:t xml:space="preserve"> </w:t>
-      </w:r>
-      <w:r>
-        <w:rPr>
-          <w:rFonts w:ascii="Times New Roman" w:hAnsi="Times New Roman"/>
-          <w:color w:val="000000"/>
-          <w:sz w:val="24"/>
-        </w:rPr>
-        <w:t>віків.</w:t>
+          <w:sz w:val="24"/>
+        </w:rPr>
+        <w:t xml:space="preserve"> Бо Твоя є влада і Твоє є царство, і сила, і слава, Отця, і Сина, і Святого Духа, нині, і повсякчас, і на віки віків.</w:t>
       </w:r>
     </w:p>
     <w:p>
@@ -18756,294 +18076,7 @@
           <w:rFonts w:ascii="Times New Roman" w:hAnsi="Times New Roman"/>
           <w:sz w:val="24"/>
         </w:rPr>
-        <w:t xml:space="preserve"> </w:t>
-      </w:r>
-      <w:r>
-        <w:rPr>
-          <w:rFonts w:ascii="Times New Roman" w:hAnsi="Times New Roman"/>
-          <w:sz w:val="24"/>
-        </w:rPr>
-        <w:t>Бо</w:t>
-      </w:r>
-      <w:r>
-        <w:rPr>
-          <w:rFonts w:ascii="Times New Roman" w:hAnsi="Times New Roman"/>
-          <w:sz w:val="24"/>
-        </w:rPr>
-        <w:t xml:space="preserve"> </w:t>
-      </w:r>
-      <w:r>
-        <w:rPr>
-          <w:rFonts w:ascii="Times New Roman" w:hAnsi="Times New Roman"/>
-          <w:sz w:val="24"/>
-        </w:rPr>
-        <w:t>Твоє</w:t>
-      </w:r>
-      <w:r>
-        <w:rPr>
-          <w:rFonts w:ascii="Times New Roman" w:hAnsi="Times New Roman"/>
-          <w:sz w:val="24"/>
-        </w:rPr>
-        <w:t xml:space="preserve"> </w:t>
-      </w:r>
-      <w:r>
-        <w:rPr>
-          <w:rFonts w:ascii="Times New Roman" w:hAnsi="Times New Roman"/>
-          <w:sz w:val="24"/>
-        </w:rPr>
-        <w:t>є</w:t>
-      </w:r>
-      <w:r>
-        <w:rPr>
-          <w:rFonts w:ascii="Times New Roman" w:hAnsi="Times New Roman"/>
-          <w:sz w:val="24"/>
-        </w:rPr>
-        <w:t xml:space="preserve"> </w:t>
-      </w:r>
-      <w:r>
-        <w:rPr>
-          <w:rFonts w:ascii="Times New Roman" w:hAnsi="Times New Roman"/>
-          <w:sz w:val="24"/>
-        </w:rPr>
-        <w:t>царство,</w:t>
-      </w:r>
-      <w:r>
-        <w:rPr>
-          <w:rFonts w:ascii="Times New Roman" w:hAnsi="Times New Roman"/>
-          <w:sz w:val="24"/>
-        </w:rPr>
-        <w:t xml:space="preserve"> </w:t>
-      </w:r>
-      <w:r>
-        <w:rPr>
-          <w:rFonts w:ascii="Times New Roman" w:hAnsi="Times New Roman"/>
-          <w:sz w:val="24"/>
-        </w:rPr>
-        <w:t>і</w:t>
-      </w:r>
-      <w:r>
-        <w:rPr>
-          <w:rFonts w:ascii="Times New Roman" w:hAnsi="Times New Roman"/>
-          <w:sz w:val="24"/>
-        </w:rPr>
-        <w:t xml:space="preserve"> </w:t>
-      </w:r>
-      <w:r>
-        <w:rPr>
-          <w:rFonts w:ascii="Times New Roman" w:hAnsi="Times New Roman"/>
-          <w:sz w:val="24"/>
-        </w:rPr>
-        <w:t>сила,</w:t>
-      </w:r>
-      <w:r>
-        <w:rPr>
-          <w:rFonts w:ascii="Times New Roman" w:hAnsi="Times New Roman"/>
-          <w:sz w:val="24"/>
-        </w:rPr>
-        <w:t xml:space="preserve"> </w:t>
-      </w:r>
-      <w:r>
-        <w:rPr>
-          <w:rFonts w:ascii="Times New Roman" w:hAnsi="Times New Roman"/>
-          <w:sz w:val="24"/>
-        </w:rPr>
-        <w:t>і</w:t>
-      </w:r>
-      <w:r>
-        <w:rPr>
-          <w:rFonts w:ascii="Times New Roman" w:hAnsi="Times New Roman"/>
-          <w:sz w:val="24"/>
-        </w:rPr>
-        <w:t xml:space="preserve"> </w:t>
-      </w:r>
-      <w:r>
-        <w:rPr>
-          <w:rFonts w:ascii="Times New Roman" w:hAnsi="Times New Roman"/>
-          <w:sz w:val="24"/>
-        </w:rPr>
-        <w:t>слава,</w:t>
-      </w:r>
-      <w:r>
-        <w:rPr>
-          <w:rFonts w:ascii="Times New Roman" w:hAnsi="Times New Roman"/>
-          <w:sz w:val="24"/>
-        </w:rPr>
-        <w:t xml:space="preserve"> </w:t>
-      </w:r>
-      <w:r>
-        <w:rPr>
-          <w:rFonts w:ascii="Times New Roman" w:hAnsi="Times New Roman"/>
-          <w:sz w:val="24"/>
-        </w:rPr>
-        <w:t>Отця,</w:t>
-      </w:r>
-      <w:r>
-        <w:rPr>
-          <w:rFonts w:ascii="Times New Roman" w:hAnsi="Times New Roman"/>
-          <w:sz w:val="24"/>
-        </w:rPr>
-        <w:t xml:space="preserve"> </w:t>
-      </w:r>
-      <w:r>
-        <w:rPr>
-          <w:rFonts w:ascii="Times New Roman" w:hAnsi="Times New Roman"/>
-          <w:sz w:val="24"/>
-        </w:rPr>
-        <w:t>і</w:t>
-      </w:r>
-      <w:r>
-        <w:rPr>
-          <w:rFonts w:ascii="Times New Roman" w:hAnsi="Times New Roman"/>
-          <w:sz w:val="24"/>
-        </w:rPr>
-        <w:t xml:space="preserve"> </w:t>
-      </w:r>
-      <w:r>
-        <w:rPr>
-          <w:rFonts w:ascii="Times New Roman" w:hAnsi="Times New Roman"/>
-          <w:sz w:val="24"/>
-        </w:rPr>
-        <w:t>Сина,</w:t>
-      </w:r>
-      <w:r>
-        <w:rPr>
-          <w:rFonts w:ascii="Times New Roman" w:hAnsi="Times New Roman"/>
-          <w:sz w:val="24"/>
-        </w:rPr>
-        <w:t xml:space="preserve"> </w:t>
-      </w:r>
-      <w:r>
-        <w:rPr>
-          <w:rFonts w:ascii="Times New Roman" w:hAnsi="Times New Roman"/>
-          <w:sz w:val="24"/>
-        </w:rPr>
-        <w:t>і</w:t>
-      </w:r>
-      <w:r>
-        <w:rPr>
-          <w:rFonts w:ascii="Times New Roman" w:hAnsi="Times New Roman"/>
-          <w:sz w:val="24"/>
-        </w:rPr>
-        <w:t xml:space="preserve"> </w:t>
-      </w:r>
-      <w:r>
-        <w:rPr>
-          <w:rFonts w:ascii="Times New Roman" w:hAnsi="Times New Roman"/>
-          <w:sz w:val="24"/>
-        </w:rPr>
-        <w:t>Святого</w:t>
-      </w:r>
-      <w:r>
-        <w:rPr>
-          <w:rFonts w:ascii="Times New Roman" w:hAnsi="Times New Roman"/>
-          <w:sz w:val="24"/>
-        </w:rPr>
-        <w:t xml:space="preserve"> </w:t>
-      </w:r>
-      <w:r>
-        <w:rPr>
-          <w:rFonts w:ascii="Times New Roman" w:hAnsi="Times New Roman"/>
-          <w:sz w:val="24"/>
-        </w:rPr>
-        <w:t>Духа,</w:t>
-      </w:r>
-      <w:r>
-        <w:rPr>
-          <w:rFonts w:ascii="Times New Roman" w:hAnsi="Times New Roman"/>
-          <w:sz w:val="24"/>
-        </w:rPr>
-        <w:t xml:space="preserve"> </w:t>
-      </w:r>
-      <w:r>
-        <w:rPr>
-          <w:rFonts w:ascii="Times New Roman" w:hAnsi="Times New Roman"/>
-          <w:sz w:val="24"/>
-        </w:rPr>
-        <w:t>нині,</w:t>
-      </w:r>
-      <w:r>
-        <w:rPr>
-          <w:rFonts w:ascii="Times New Roman" w:hAnsi="Times New Roman"/>
-          <w:sz w:val="24"/>
-        </w:rPr>
-        <w:t xml:space="preserve"> </w:t>
-      </w:r>
-      <w:r>
-        <w:rPr>
-          <w:rFonts w:ascii="Times New Roman" w:hAnsi="Times New Roman"/>
-          <w:sz w:val="24"/>
-        </w:rPr>
-        <w:t>і</w:t>
-      </w:r>
-      <w:r>
-        <w:rPr>
-          <w:rFonts w:ascii="Times New Roman" w:hAnsi="Times New Roman"/>
-          <w:sz w:val="24"/>
-        </w:rPr>
-        <w:t xml:space="preserve"> </w:t>
-      </w:r>
-      <w:r>
-        <w:rPr>
-          <w:rFonts w:ascii="Times New Roman" w:hAnsi="Times New Roman"/>
-          <w:sz w:val="24"/>
-        </w:rPr>
-        <w:t>повсякчас,</w:t>
-      </w:r>
-      <w:r>
-        <w:rPr>
-          <w:rFonts w:ascii="Times New Roman" w:hAnsi="Times New Roman"/>
-          <w:sz w:val="24"/>
-        </w:rPr>
-        <w:t xml:space="preserve"> </w:t>
-      </w:r>
-      <w:r>
-        <w:rPr>
-          <w:rFonts w:ascii="Times New Roman" w:hAnsi="Times New Roman"/>
-          <w:sz w:val="24"/>
-        </w:rPr>
-        <w:t>і</w:t>
-      </w:r>
-      <w:r>
-        <w:rPr>
-          <w:rFonts w:ascii="Times New Roman" w:hAnsi="Times New Roman"/>
-          <w:sz w:val="24"/>
-        </w:rPr>
-        <w:t xml:space="preserve"> </w:t>
-      </w:r>
-      <w:r>
-        <w:rPr>
-          <w:rFonts w:ascii="Times New Roman" w:hAnsi="Times New Roman"/>
-          <w:sz w:val="24"/>
-        </w:rPr>
-        <w:t>на</w:t>
-      </w:r>
-      <w:r>
-        <w:rPr>
-          <w:rFonts w:ascii="Times New Roman" w:hAnsi="Times New Roman"/>
-          <w:sz w:val="24"/>
-        </w:rPr>
-        <w:t xml:space="preserve"> </w:t>
-      </w:r>
-      <w:r>
-        <w:rPr>
-          <w:rFonts w:ascii="Times New Roman" w:hAnsi="Times New Roman"/>
-          <w:sz w:val="24"/>
-        </w:rPr>
-        <w:t>віки</w:t>
-      </w:r>
-      <w:r>
-        <w:rPr>
-          <w:rFonts w:ascii="Times New Roman" w:hAnsi="Times New Roman"/>
-          <w:sz w:val="24"/>
-        </w:rPr>
-        <w:t xml:space="preserve"> </w:t>
-      </w:r>
-      <w:r>
-        <w:rPr>
-          <w:rFonts w:ascii="Times New Roman" w:hAnsi="Times New Roman"/>
-          <w:sz w:val="24"/>
-        </w:rPr>
-        <w:t>віків.</w:t>
+        <w:t xml:space="preserve"> Бо Твоє є царство, і сила, і слава, Отця, і Сина, і Святого Духа, нині, і повсякчас, і на віки віків.</w:t>
       </w:r>
     </w:p>
     <w:p>
@@ -19618,63 +18651,39 @@
     </w:p>
     <w:p>
       <w:pPr>
-        <w:spacing w:after="120" w:lineRule="auto"/>
-        <w:jc w:val="both"/>
-        <w:rPr>
-          <w:rFonts w:ascii="Times New Roman" w:cs="Times New Roman" w:eastAsia="Times New Roman" w:hAnsi="Times New Roman"/>
-          <w:sz w:val="24"/>
-          <w:szCs w:val="24"/>
-        </w:rPr>
-      </w:pPr>
-      <w:r>
-        <w:rPr>
-          <w:rFonts w:ascii="Times New Roman" w:cs="Times New Roman" w:eastAsia="Times New Roman" w:hAnsi="Times New Roman"/>
-          <w:i w:val="1"/>
-          <w:color w:val="ff0000"/>
-          <w:sz w:val="24"/>
-          <w:szCs w:val="24"/>
-          <w:rtl w:val="0"/>
-        </w:rPr>
-        <w:t xml:space="preserve">Священик:</w:t>
-      </w:r>
-      <w:r>
-        <w:rPr>
-          <w:rFonts w:ascii="Times New Roman" w:cs="Times New Roman" w:eastAsia="Times New Roman" w:hAnsi="Times New Roman"/>
-          <w:color w:val="ff0000"/>
-          <w:sz w:val="24"/>
-          <w:szCs w:val="24"/>
-          <w:rtl w:val="0"/>
-        </w:rPr>
-        <w:t xml:space="preserve"> </w:t>
-      </w:r>
-      <w:r>
-        <w:rPr>
-          <w:rFonts w:ascii="Times New Roman" w:cs="Times New Roman" w:eastAsia="Times New Roman" w:hAnsi="Times New Roman"/>
-          <w:sz w:val="24"/>
-          <w:szCs w:val="24"/>
-          <w:rtl w:val="0"/>
-        </w:rPr>
-        <w:t xml:space="preserve">Христос, істинний Бог наш, молитвами пречистої своєї Матері, святих славних і всехвальних апостолів, і преподобного й богоносного отця нашого Сави Освященного, якого світлу пам'ять днесь святкуємо, і святого </w:t>
-      </w:r>
-      <w:r>
-        <w:rPr>
-          <w:rFonts w:ascii="Times New Roman" w:cs="Times New Roman" w:eastAsia="Times New Roman" w:hAnsi="Times New Roman"/>
-          <w:i w:val="1"/>
-          <w:color w:val="ff0000"/>
-          <w:sz w:val="24"/>
-          <w:szCs w:val="24"/>
-          <w:rtl w:val="0"/>
-        </w:rPr>
-        <w:t xml:space="preserve">(ім'я, якого є храм), </w:t>
-      </w:r>
-      <w:r>
-        <w:rPr>
-          <w:rFonts w:ascii="Times New Roman" w:cs="Times New Roman" w:eastAsia="Times New Roman" w:hAnsi="Times New Roman"/>
-          <w:sz w:val="24"/>
-          <w:szCs w:val="24"/>
-          <w:rtl w:val="0"/>
-        </w:rPr>
-        <w:t xml:space="preserve">і всіх святих, помилує і спасе нас, як благий і людинолюбний.</w:t>
+        <w:spacing w:after="120"/>
+      </w:pPr>
+      <w:r>
+        <w:rPr>
+          <w:rFonts w:ascii="Times New Roman" w:hAnsi="Times New Roman"/>
+          <w:i/>
+          <w:color w:val="FF0000"/>
+          <w:sz w:val="24"/>
+        </w:rPr>
+        <w:t>Священник:</w:t>
+      </w:r>
+      <w:r>
+        <w:rPr>
+          <w:rFonts w:ascii="Times New Roman" w:hAnsi="Times New Roman"/>
+          <w:sz w:val="24"/>
+        </w:rPr>
+        <w:t xml:space="preserve"> Христос, істинний Бог наш - молитвами пречистої Своєї Матері, святих славних і всехвальних апостолів, і святого, </w:t>
+      </w:r>
+      <w:r>
+        <w:rPr>
+          <w:rFonts w:ascii="Times New Roman" w:hAnsi="Times New Roman"/>
+          <w:i/>
+          <w:color w:val="FF0000"/>
+          <w:sz w:val="24"/>
+        </w:rPr>
+        <w:t>якого є храм</w:t>
+      </w:r>
+      <w:r>
+        <w:rPr>
+          <w:rFonts w:ascii="Times New Roman" w:hAnsi="Times New Roman"/>
+          <w:sz w:val="24"/>
+        </w:rPr>
+        <w:t>, і преподобного й богоносного отця нашого Сави Освященного, якого сьогодні пам'ять торжественно звершуємо, і всіх святих - помилує і спасе нас як благий і людинолюбний.</w:t>
       </w:r>
     </w:p>
     <w:p>
@@ -25493,7 +24502,7 @@
         <w:rPr>
           <w:rFonts w:ascii="Times New Roman" w:hAnsi="Times New Roman"/>
           <w:i/>
-          <w:color w:val="FF4400"/>
+          <w:color w:val="FF0000"/>
           <w:sz w:val="24"/>
         </w:rPr>
         <w:t>Священник:</w:t>
@@ -25501,402 +24510,9 @@
       <w:r>
         <w:rPr>
           <w:rFonts w:ascii="Times New Roman" w:hAnsi="Times New Roman"/>
-          <w:color w:val="000000"/>
-          <w:sz w:val="24"/>
-        </w:rPr>
-        <w:t xml:space="preserve"> </w:t>
-      </w:r>
-      <w:r>
-        <w:rPr>
-          <w:rFonts w:ascii="Times New Roman" w:hAnsi="Times New Roman"/>
-          <w:color w:val="000000"/>
-          <w:sz w:val="24"/>
-        </w:rPr>
-        <w:t>Бо</w:t>
-      </w:r>
-      <w:r>
-        <w:rPr>
-          <w:rFonts w:ascii="Times New Roman" w:hAnsi="Times New Roman"/>
-          <w:color w:val="000000"/>
-          <w:sz w:val="24"/>
-        </w:rPr>
-        <w:t xml:space="preserve"> </w:t>
-      </w:r>
-      <w:r>
-        <w:rPr>
-          <w:rFonts w:ascii="Times New Roman" w:hAnsi="Times New Roman"/>
-          <w:color w:val="000000"/>
-          <w:sz w:val="24"/>
-        </w:rPr>
-        <w:t>Твоя</w:t>
-      </w:r>
-      <w:r>
-        <w:rPr>
-          <w:rFonts w:ascii="Times New Roman" w:hAnsi="Times New Roman"/>
-          <w:color w:val="000000"/>
-          <w:sz w:val="24"/>
-        </w:rPr>
-        <w:t xml:space="preserve"> </w:t>
-      </w:r>
-      <w:r>
-        <w:rPr>
-          <w:rFonts w:ascii="Times New Roman" w:hAnsi="Times New Roman"/>
-          <w:color w:val="000000"/>
-          <w:sz w:val="24"/>
-        </w:rPr>
-        <w:t>є</w:t>
-      </w:r>
-      <w:r>
-        <w:rPr>
-          <w:rFonts w:ascii="Times New Roman" w:hAnsi="Times New Roman"/>
-          <w:color w:val="000000"/>
-          <w:sz w:val="24"/>
-        </w:rPr>
-        <w:t xml:space="preserve"> </w:t>
-      </w:r>
-      <w:r>
-        <w:rPr>
-          <w:rFonts w:ascii="Times New Roman" w:hAnsi="Times New Roman"/>
-          <w:color w:val="000000"/>
-          <w:sz w:val="24"/>
-        </w:rPr>
-        <w:t>влада</w:t>
-      </w:r>
-      <w:r>
-        <w:rPr>
-          <w:rFonts w:ascii="Times New Roman" w:hAnsi="Times New Roman"/>
-          <w:color w:val="000000"/>
-          <w:sz w:val="24"/>
-        </w:rPr>
-        <w:t xml:space="preserve"> </w:t>
-      </w:r>
-      <w:r>
-        <w:rPr>
-          <w:rFonts w:ascii="Times New Roman" w:hAnsi="Times New Roman"/>
-          <w:color w:val="000000"/>
-          <w:sz w:val="24"/>
-        </w:rPr>
-        <w:t>і</w:t>
-      </w:r>
-      <w:r>
-        <w:rPr>
-          <w:rFonts w:ascii="Times New Roman" w:hAnsi="Times New Roman"/>
-          <w:color w:val="000000"/>
-          <w:sz w:val="24"/>
-        </w:rPr>
-        <w:t xml:space="preserve"> </w:t>
-      </w:r>
-      <w:r>
-        <w:rPr>
-          <w:rFonts w:ascii="Times New Roman" w:hAnsi="Times New Roman"/>
-          <w:color w:val="000000"/>
-          <w:sz w:val="24"/>
-        </w:rPr>
-        <w:t>Твоє</w:t>
-      </w:r>
-      <w:r>
-        <w:rPr>
-          <w:rFonts w:ascii="Times New Roman" w:hAnsi="Times New Roman"/>
-          <w:color w:val="000000"/>
-          <w:sz w:val="24"/>
-        </w:rPr>
-        <w:t xml:space="preserve"> </w:t>
-      </w:r>
-      <w:r>
-        <w:rPr>
-          <w:rFonts w:ascii="Times New Roman" w:hAnsi="Times New Roman"/>
-          <w:color w:val="000000"/>
-          <w:sz w:val="24"/>
-        </w:rPr>
-        <w:t>є</w:t>
-      </w:r>
-      <w:r>
-        <w:rPr>
-          <w:rFonts w:ascii="Times New Roman" w:hAnsi="Times New Roman"/>
-          <w:color w:val="000000"/>
-          <w:sz w:val="24"/>
-        </w:rPr>
-        <w:t xml:space="preserve"> </w:t>
-      </w:r>
-      <w:r>
-        <w:rPr>
-          <w:rFonts w:ascii="Times New Roman" w:hAnsi="Times New Roman"/>
-          <w:color w:val="000000"/>
-          <w:sz w:val="24"/>
-        </w:rPr>
-        <w:t>царство,</w:t>
-      </w:r>
-      <w:r>
-        <w:rPr>
-          <w:rFonts w:ascii="Times New Roman" w:hAnsi="Times New Roman"/>
-          <w:color w:val="000000"/>
-          <w:sz w:val="24"/>
-        </w:rPr>
-        <w:t xml:space="preserve"> </w:t>
-      </w:r>
-      <w:r>
-        <w:rPr>
-          <w:rFonts w:ascii="Times New Roman" w:hAnsi="Times New Roman"/>
-          <w:color w:val="000000"/>
-          <w:sz w:val="24"/>
-        </w:rPr>
-        <w:t>і</w:t>
-      </w:r>
-      <w:r>
-        <w:rPr>
-          <w:rFonts w:ascii="Times New Roman" w:hAnsi="Times New Roman"/>
-          <w:color w:val="000000"/>
-          <w:sz w:val="24"/>
-        </w:rPr>
-        <w:t xml:space="preserve"> </w:t>
-      </w:r>
-      <w:r>
-        <w:rPr>
-          <w:rFonts w:ascii="Times New Roman" w:hAnsi="Times New Roman"/>
-          <w:color w:val="000000"/>
-          <w:sz w:val="24"/>
-        </w:rPr>
-        <w:t>сила,</w:t>
-      </w:r>
-      <w:r>
-        <w:rPr>
-          <w:rFonts w:ascii="Times New Roman" w:hAnsi="Times New Roman"/>
-          <w:color w:val="000000"/>
-          <w:sz w:val="24"/>
-        </w:rPr>
-        <w:t xml:space="preserve"> </w:t>
-      </w:r>
-      <w:r>
-        <w:rPr>
-          <w:rFonts w:ascii="Times New Roman" w:hAnsi="Times New Roman"/>
-          <w:color w:val="000000"/>
-          <w:sz w:val="24"/>
-        </w:rPr>
-        <w:t>і</w:t>
-      </w:r>
-      <w:r>
-        <w:rPr>
-          <w:rFonts w:ascii="Times New Roman" w:hAnsi="Times New Roman"/>
-          <w:color w:val="000000"/>
-          <w:sz w:val="24"/>
-        </w:rPr>
-        <w:t xml:space="preserve"> </w:t>
-      </w:r>
-      <w:r>
-        <w:rPr>
-          <w:rFonts w:ascii="Times New Roman" w:hAnsi="Times New Roman"/>
-          <w:color w:val="000000"/>
-          <w:sz w:val="24"/>
-        </w:rPr>
-        <w:t>слава,</w:t>
-      </w:r>
-      <w:r>
-        <w:rPr>
-          <w:rFonts w:ascii="Times New Roman" w:hAnsi="Times New Roman"/>
-          <w:color w:val="000000"/>
-          <w:sz w:val="24"/>
-        </w:rPr>
-        <w:t xml:space="preserve"> </w:t>
-      </w:r>
-      <w:r>
-        <w:rPr>
-          <w:rFonts w:ascii="Times New Roman" w:hAnsi="Times New Roman"/>
-          <w:color w:val="000000"/>
-          <w:sz w:val="24"/>
-        </w:rPr>
-        <w:t>Отця,</w:t>
-      </w:r>
-      <w:r>
-        <w:rPr>
-          <w:rFonts w:ascii="Times New Roman" w:hAnsi="Times New Roman"/>
-          <w:color w:val="000000"/>
-          <w:sz w:val="24"/>
-        </w:rPr>
-        <w:t xml:space="preserve"> </w:t>
-      </w:r>
-      <w:r>
-        <w:rPr>
-          <w:rFonts w:ascii="Times New Roman" w:hAnsi="Times New Roman"/>
-          <w:color w:val="000000"/>
-          <w:sz w:val="24"/>
-        </w:rPr>
-        <w:t>і</w:t>
-      </w:r>
-      <w:r>
-        <w:rPr>
-          <w:rFonts w:ascii="Times New Roman" w:hAnsi="Times New Roman"/>
-          <w:color w:val="000000"/>
-          <w:sz w:val="24"/>
-        </w:rPr>
-        <w:t xml:space="preserve"> </w:t>
-      </w:r>
-      <w:r>
-        <w:rPr>
-          <w:rFonts w:ascii="Times New Roman" w:hAnsi="Times New Roman"/>
-          <w:color w:val="000000"/>
-          <w:sz w:val="24"/>
-        </w:rPr>
-        <w:t>Сина,</w:t>
-      </w:r>
-      <w:r>
-        <w:rPr>
-          <w:rFonts w:ascii="Times New Roman" w:hAnsi="Times New Roman"/>
-          <w:color w:val="000000"/>
-          <w:sz w:val="24"/>
-        </w:rPr>
-        <w:t xml:space="preserve"> </w:t>
-      </w:r>
-      <w:r>
-        <w:rPr>
-          <w:rFonts w:ascii="Times New Roman" w:hAnsi="Times New Roman"/>
-          <w:color w:val="000000"/>
-          <w:sz w:val="24"/>
-        </w:rPr>
-        <w:t>і</w:t>
-      </w:r>
-      <w:r>
-        <w:rPr>
-          <w:rFonts w:ascii="Times New Roman" w:hAnsi="Times New Roman"/>
-          <w:color w:val="000000"/>
-          <w:sz w:val="24"/>
-        </w:rPr>
-        <w:t xml:space="preserve"> </w:t>
-      </w:r>
-      <w:r>
-        <w:rPr>
-          <w:rFonts w:ascii="Times New Roman" w:hAnsi="Times New Roman"/>
-          <w:color w:val="000000"/>
-          <w:sz w:val="24"/>
-        </w:rPr>
-        <w:t>Святого</w:t>
-      </w:r>
-      <w:r>
-        <w:rPr>
-          <w:rFonts w:ascii="Times New Roman" w:hAnsi="Times New Roman"/>
-          <w:color w:val="000000"/>
-          <w:sz w:val="24"/>
-        </w:rPr>
-        <w:t xml:space="preserve"> </w:t>
-      </w:r>
-      <w:r>
-        <w:rPr>
-          <w:rFonts w:ascii="Times New Roman" w:hAnsi="Times New Roman"/>
-          <w:color w:val="000000"/>
-          <w:sz w:val="24"/>
-        </w:rPr>
-        <w:t>Духа,</w:t>
-      </w:r>
-      <w:r>
-        <w:rPr>
-          <w:rFonts w:ascii="Times New Roman" w:hAnsi="Times New Roman"/>
-          <w:color w:val="000000"/>
-          <w:sz w:val="24"/>
-        </w:rPr>
-        <w:t xml:space="preserve"> </w:t>
-      </w:r>
-      <w:r>
-        <w:rPr>
-          <w:rFonts w:ascii="Times New Roman" w:hAnsi="Times New Roman"/>
-          <w:color w:val="000000"/>
-          <w:sz w:val="24"/>
-        </w:rPr>
-        <w:t>нині,</w:t>
-      </w:r>
-      <w:r>
-        <w:rPr>
-          <w:rFonts w:ascii="Times New Roman" w:hAnsi="Times New Roman"/>
-          <w:color w:val="000000"/>
-          <w:sz w:val="24"/>
-        </w:rPr>
-        <w:t xml:space="preserve"> </w:t>
-      </w:r>
-      <w:r>
-        <w:rPr>
-          <w:rFonts w:ascii="Times New Roman" w:hAnsi="Times New Roman"/>
-          <w:color w:val="000000"/>
-          <w:sz w:val="24"/>
-        </w:rPr>
-        <w:t>і</w:t>
-      </w:r>
-      <w:r>
-        <w:rPr>
-          <w:rFonts w:ascii="Times New Roman" w:hAnsi="Times New Roman"/>
-          <w:color w:val="000000"/>
-          <w:sz w:val="24"/>
-        </w:rPr>
-        <w:t xml:space="preserve"> </w:t>
-      </w:r>
-      <w:r>
-        <w:rPr>
-          <w:rFonts w:ascii="Times New Roman" w:hAnsi="Times New Roman"/>
-          <w:color w:val="000000"/>
-          <w:sz w:val="24"/>
-        </w:rPr>
-        <w:t>повсякчас,</w:t>
-      </w:r>
-      <w:r>
-        <w:rPr>
-          <w:rFonts w:ascii="Times New Roman" w:hAnsi="Times New Roman"/>
-          <w:color w:val="000000"/>
-          <w:sz w:val="24"/>
-        </w:rPr>
-        <w:t xml:space="preserve"> </w:t>
-      </w:r>
-      <w:r>
-        <w:rPr>
-          <w:rFonts w:ascii="Times New Roman" w:hAnsi="Times New Roman"/>
-          <w:color w:val="000000"/>
-          <w:sz w:val="24"/>
-        </w:rPr>
-        <w:t>і</w:t>
-      </w:r>
-      <w:r>
-        <w:rPr>
-          <w:rFonts w:ascii="Times New Roman" w:hAnsi="Times New Roman"/>
-          <w:color w:val="000000"/>
-          <w:sz w:val="24"/>
-        </w:rPr>
-        <w:t xml:space="preserve"> </w:t>
-      </w:r>
-      <w:r>
-        <w:rPr>
-          <w:rFonts w:ascii="Times New Roman" w:hAnsi="Times New Roman"/>
-          <w:color w:val="000000"/>
-          <w:sz w:val="24"/>
-        </w:rPr>
-        <w:t>на</w:t>
-      </w:r>
-      <w:r>
-        <w:rPr>
-          <w:rFonts w:ascii="Times New Roman" w:hAnsi="Times New Roman"/>
-          <w:color w:val="000000"/>
-          <w:sz w:val="24"/>
-        </w:rPr>
-        <w:t xml:space="preserve"> </w:t>
-      </w:r>
-      <w:r>
-        <w:rPr>
-          <w:rFonts w:ascii="Times New Roman" w:hAnsi="Times New Roman"/>
-          <w:color w:val="000000"/>
-          <w:sz w:val="24"/>
-        </w:rPr>
-        <w:t>віки</w:t>
-      </w:r>
-      <w:r>
-        <w:rPr>
-          <w:rFonts w:ascii="Times New Roman" w:hAnsi="Times New Roman"/>
-          <w:color w:val="000000"/>
-          <w:sz w:val="24"/>
-        </w:rPr>
-        <w:t xml:space="preserve"> </w:t>
-      </w:r>
-      <w:r>
-        <w:rPr>
-          <w:rFonts w:ascii="Times New Roman" w:hAnsi="Times New Roman"/>
-          <w:color w:val="000000"/>
-          <w:sz w:val="24"/>
-        </w:rPr>
-        <w:t>віків.</w:t>
+          <w:sz w:val="24"/>
+        </w:rPr>
+        <w:t xml:space="preserve"> Бо Твоя є влада і Твоє є царство, і сила, і слава, Отця, і Сина, і Святого Духа, нині, і повсякчас, і на віки віків.</w:t>
       </w:r>
     </w:p>
     <w:p>
@@ -32331,332 +30947,9 @@
       <w:r>
         <w:rPr>
           <w:rFonts w:ascii="Times New Roman" w:hAnsi="Times New Roman"/>
-          <w:i/>
-          <w:color w:val="FF0000"/>
-          <w:sz w:val="24"/>
-        </w:rPr>
-        <w:t xml:space="preserve"> </w:t>
-      </w:r>
-      <w:r>
-        <w:rPr>
-          <w:rFonts w:ascii="Times New Roman" w:hAnsi="Times New Roman"/>
-          <w:color w:val="000000"/>
-          <w:sz w:val="24"/>
-        </w:rPr>
-        <w:t>Бо</w:t>
-      </w:r>
-      <w:r>
-        <w:rPr>
-          <w:rFonts w:ascii="Times New Roman" w:hAnsi="Times New Roman"/>
-          <w:color w:val="000000"/>
-          <w:sz w:val="24"/>
-        </w:rPr>
-        <w:t xml:space="preserve"> </w:t>
-      </w:r>
-      <w:r>
-        <w:rPr>
-          <w:rFonts w:ascii="Times New Roman" w:hAnsi="Times New Roman"/>
-          <w:color w:val="000000"/>
-          <w:sz w:val="24"/>
-        </w:rPr>
-        <w:t>Ти</w:t>
-      </w:r>
-      <w:r>
-        <w:rPr>
-          <w:rFonts w:ascii="Times New Roman" w:hAnsi="Times New Roman"/>
-          <w:color w:val="000000"/>
-          <w:sz w:val="24"/>
-        </w:rPr>
-        <w:t xml:space="preserve"> </w:t>
-      </w:r>
-      <w:r>
-        <w:rPr>
-          <w:rFonts w:ascii="Times New Roman" w:hAnsi="Times New Roman"/>
-          <w:color w:val="000000"/>
-          <w:sz w:val="24"/>
-        </w:rPr>
-        <w:t>Бог</w:t>
-      </w:r>
-      <w:r>
-        <w:rPr>
-          <w:rFonts w:ascii="Times New Roman" w:hAnsi="Times New Roman"/>
-          <w:color w:val="000000"/>
-          <w:sz w:val="24"/>
-        </w:rPr>
-        <w:t xml:space="preserve"> </w:t>
-      </w:r>
-      <w:r>
-        <w:rPr>
-          <w:rFonts w:ascii="Times New Roman" w:hAnsi="Times New Roman"/>
-          <w:color w:val="000000"/>
-          <w:sz w:val="24"/>
-        </w:rPr>
-        <w:t>наш</w:t>
-      </w:r>
-      <w:r>
-        <w:rPr>
-          <w:rFonts w:ascii="Times New Roman" w:hAnsi="Times New Roman"/>
-          <w:color w:val="000000"/>
-          <w:sz w:val="24"/>
-        </w:rPr>
-        <w:t xml:space="preserve"> </w:t>
-      </w:r>
-      <w:r>
-        <w:rPr>
-          <w:rFonts w:ascii="Times New Roman" w:hAnsi="Times New Roman"/>
-          <w:color w:val="000000"/>
-          <w:sz w:val="24"/>
-        </w:rPr>
-        <w:t>і</w:t>
-      </w:r>
-      <w:r>
-        <w:rPr>
-          <w:rFonts w:ascii="Times New Roman" w:hAnsi="Times New Roman"/>
-          <w:color w:val="000000"/>
-          <w:sz w:val="24"/>
-        </w:rPr>
-        <w:t xml:space="preserve"> </w:t>
-      </w:r>
-      <w:r>
-        <w:rPr>
-          <w:rFonts w:ascii="Times New Roman" w:hAnsi="Times New Roman"/>
-          <w:color w:val="000000"/>
-          <w:sz w:val="24"/>
-        </w:rPr>
-        <w:t>Тобі</w:t>
-      </w:r>
-      <w:r>
-        <w:rPr>
-          <w:rFonts w:ascii="Times New Roman" w:hAnsi="Times New Roman"/>
-          <w:color w:val="000000"/>
-          <w:sz w:val="24"/>
-        </w:rPr>
-        <w:t xml:space="preserve"> </w:t>
-      </w:r>
-      <w:r>
-        <w:rPr>
-          <w:rFonts w:ascii="Times New Roman" w:hAnsi="Times New Roman"/>
-          <w:color w:val="000000"/>
-          <w:sz w:val="24"/>
-        </w:rPr>
-        <w:t>славу</w:t>
-      </w:r>
-      <w:r>
-        <w:rPr>
-          <w:rFonts w:ascii="Times New Roman" w:hAnsi="Times New Roman"/>
-          <w:color w:val="000000"/>
-          <w:sz w:val="24"/>
-        </w:rPr>
-        <w:t xml:space="preserve"> </w:t>
-      </w:r>
-      <w:r>
-        <w:rPr>
-          <w:rFonts w:ascii="Times New Roman" w:hAnsi="Times New Roman"/>
-          <w:color w:val="000000"/>
-          <w:sz w:val="24"/>
-        </w:rPr>
-        <w:t>возсилаємо:</w:t>
-      </w:r>
-      <w:r>
-        <w:rPr>
-          <w:rFonts w:ascii="Times New Roman" w:hAnsi="Times New Roman"/>
-          <w:color w:val="000000"/>
-          <w:sz w:val="24"/>
-        </w:rPr>
-        <w:t xml:space="preserve"> </w:t>
-      </w:r>
-      <w:r>
-        <w:rPr>
-          <w:rFonts w:ascii="Times New Roman" w:hAnsi="Times New Roman"/>
-          <w:color w:val="000000"/>
-          <w:sz w:val="24"/>
-        </w:rPr>
-        <w:t>Отцю,</w:t>
-      </w:r>
-      <w:r>
-        <w:rPr>
-          <w:rFonts w:ascii="Times New Roman" w:hAnsi="Times New Roman"/>
-          <w:color w:val="000000"/>
-          <w:sz w:val="24"/>
-        </w:rPr>
-        <w:t xml:space="preserve"> </w:t>
-      </w:r>
-      <w:r>
-        <w:rPr>
-          <w:rFonts w:ascii="Times New Roman" w:hAnsi="Times New Roman"/>
-          <w:color w:val="000000"/>
-          <w:sz w:val="24"/>
-        </w:rPr>
-        <w:t>і</w:t>
-      </w:r>
-      <w:r>
-        <w:rPr>
-          <w:rFonts w:ascii="Times New Roman" w:hAnsi="Times New Roman"/>
-          <w:color w:val="000000"/>
-          <w:sz w:val="24"/>
-        </w:rPr>
-        <w:t xml:space="preserve"> </w:t>
-      </w:r>
-      <w:r>
-        <w:rPr>
-          <w:rFonts w:ascii="Times New Roman" w:hAnsi="Times New Roman"/>
-          <w:color w:val="000000"/>
-          <w:sz w:val="24"/>
-        </w:rPr>
-        <w:t>Сину,</w:t>
-      </w:r>
-      <w:r>
-        <w:rPr>
-          <w:rFonts w:ascii="Times New Roman" w:hAnsi="Times New Roman"/>
-          <w:color w:val="000000"/>
-          <w:sz w:val="24"/>
-        </w:rPr>
-        <w:t xml:space="preserve"> </w:t>
-      </w:r>
-      <w:r>
-        <w:rPr>
-          <w:rFonts w:ascii="Times New Roman" w:hAnsi="Times New Roman"/>
-          <w:color w:val="000000"/>
-          <w:sz w:val="24"/>
-        </w:rPr>
-        <w:t>і</w:t>
-      </w:r>
-      <w:r>
-        <w:rPr>
-          <w:rFonts w:ascii="Times New Roman" w:hAnsi="Times New Roman"/>
-          <w:color w:val="000000"/>
-          <w:sz w:val="24"/>
-        </w:rPr>
-        <w:t xml:space="preserve"> </w:t>
-      </w:r>
-      <w:r>
-        <w:rPr>
-          <w:rFonts w:ascii="Times New Roman" w:hAnsi="Times New Roman"/>
-          <w:color w:val="000000"/>
-          <w:sz w:val="24"/>
-        </w:rPr>
-        <w:t>Святому</w:t>
-      </w:r>
-      <w:r>
-        <w:rPr>
-          <w:rFonts w:ascii="Times New Roman" w:hAnsi="Times New Roman"/>
-          <w:color w:val="000000"/>
-          <w:sz w:val="24"/>
-        </w:rPr>
-        <w:t xml:space="preserve"> </w:t>
-      </w:r>
-      <w:r>
-        <w:rPr>
-          <w:rFonts w:ascii="Times New Roman" w:hAnsi="Times New Roman"/>
-          <w:color w:val="000000"/>
-          <w:sz w:val="24"/>
-        </w:rPr>
-        <w:t>Духові</w:t>
-      </w:r>
-      <w:r>
-        <w:rPr>
-          <w:rFonts w:ascii="Times New Roman" w:hAnsi="Times New Roman"/>
-          <w:sz w:val="24"/>
-        </w:rPr>
-        <w:t>,</w:t>
-      </w:r>
-      <w:r>
-        <w:rPr>
-          <w:rFonts w:ascii="Times New Roman" w:hAnsi="Times New Roman"/>
-          <w:sz w:val="24"/>
-        </w:rPr>
-        <w:t xml:space="preserve"> </w:t>
-      </w:r>
-      <w:r>
-        <w:rPr>
-          <w:rFonts w:ascii="Times New Roman" w:hAnsi="Times New Roman"/>
-          <w:sz w:val="24"/>
-        </w:rPr>
-        <w:t>нині,</w:t>
-      </w:r>
-      <w:r>
-        <w:rPr>
-          <w:rFonts w:ascii="Times New Roman" w:hAnsi="Times New Roman"/>
-          <w:sz w:val="24"/>
-        </w:rPr>
-        <w:t xml:space="preserve"> </w:t>
-      </w:r>
-      <w:r>
-        <w:rPr>
-          <w:rFonts w:ascii="Times New Roman" w:hAnsi="Times New Roman"/>
-          <w:sz w:val="24"/>
-        </w:rPr>
-        <w:t>і</w:t>
-      </w:r>
-      <w:r>
-        <w:rPr>
-          <w:rFonts w:ascii="Times New Roman" w:hAnsi="Times New Roman"/>
-          <w:sz w:val="24"/>
-        </w:rPr>
-        <w:t xml:space="preserve"> </w:t>
-      </w:r>
-      <w:r>
-        <w:rPr>
-          <w:rFonts w:ascii="Times New Roman" w:hAnsi="Times New Roman"/>
-          <w:sz w:val="24"/>
-        </w:rPr>
-        <w:t>повсякчас,</w:t>
-      </w:r>
-      <w:r>
-        <w:rPr>
-          <w:rFonts w:ascii="Times New Roman" w:hAnsi="Times New Roman"/>
-          <w:sz w:val="24"/>
-        </w:rPr>
-        <w:t xml:space="preserve"> </w:t>
-      </w:r>
-      <w:r>
-        <w:rPr>
-          <w:rFonts w:ascii="Times New Roman" w:hAnsi="Times New Roman"/>
-          <w:sz w:val="24"/>
-        </w:rPr>
-        <w:t>і</w:t>
-      </w:r>
-      <w:r>
-        <w:rPr>
-          <w:rFonts w:ascii="Times New Roman" w:hAnsi="Times New Roman"/>
-          <w:sz w:val="24"/>
-        </w:rPr>
-        <w:t xml:space="preserve"> </w:t>
-      </w:r>
-      <w:r>
-        <w:rPr>
-          <w:rFonts w:ascii="Times New Roman" w:hAnsi="Times New Roman"/>
-          <w:sz w:val="24"/>
-        </w:rPr>
-        <w:t>на</w:t>
-      </w:r>
-      <w:r>
-        <w:rPr>
-          <w:rFonts w:ascii="Times New Roman" w:hAnsi="Times New Roman"/>
-          <w:sz w:val="24"/>
-        </w:rPr>
-        <w:t xml:space="preserve"> </w:t>
-      </w:r>
-      <w:r>
-        <w:rPr>
-          <w:rFonts w:ascii="Times New Roman" w:hAnsi="Times New Roman"/>
-          <w:sz w:val="24"/>
-        </w:rPr>
-        <w:t>віки</w:t>
-      </w:r>
-      <w:r>
-        <w:rPr>
-          <w:rFonts w:ascii="Times New Roman" w:hAnsi="Times New Roman"/>
-          <w:sz w:val="24"/>
-        </w:rPr>
-        <w:t xml:space="preserve"> </w:t>
-      </w:r>
-      <w:r>
-        <w:rPr>
-          <w:rFonts w:ascii="Times New Roman" w:hAnsi="Times New Roman"/>
-          <w:sz w:val="24"/>
-        </w:rPr>
-        <w:t>віків.</w:t>
+          <w:sz w:val="24"/>
+        </w:rPr>
+        <w:t xml:space="preserve"> Бо Ти Бог наш і Тобі славу возсилаємо: Отцю, і Сину, і Святому Духові, нині, і повсякчас, і на віки віків.</w:t>
       </w:r>
     </w:p>
     <w:p>
@@ -34457,412 +32750,9 @@
       <w:r>
         <w:rPr>
           <w:rFonts w:ascii="Times New Roman" w:hAnsi="Times New Roman"/>
-          <w:i/>
-          <w:color w:val="FF0000"/>
-          <w:sz w:val="24"/>
-        </w:rPr>
-        <w:t xml:space="preserve"> </w:t>
-      </w:r>
-      <w:r>
-        <w:rPr>
-          <w:rFonts w:ascii="Times New Roman" w:hAnsi="Times New Roman"/>
-          <w:color w:val="000000"/>
-          <w:sz w:val="24"/>
-        </w:rPr>
-        <w:t>Бо</w:t>
-      </w:r>
-      <w:r>
-        <w:rPr>
-          <w:rFonts w:ascii="Times New Roman" w:hAnsi="Times New Roman"/>
-          <w:color w:val="000000"/>
-          <w:sz w:val="24"/>
-        </w:rPr>
-        <w:t xml:space="preserve"> </w:t>
-      </w:r>
-      <w:r>
-        <w:rPr>
-          <w:rFonts w:ascii="Times New Roman" w:hAnsi="Times New Roman"/>
-          <w:color w:val="000000"/>
-          <w:sz w:val="24"/>
-        </w:rPr>
-        <w:t>Ти</w:t>
-      </w:r>
-      <w:r>
-        <w:rPr>
-          <w:rFonts w:ascii="Times New Roman" w:hAnsi="Times New Roman"/>
-          <w:color w:val="000000"/>
-          <w:sz w:val="24"/>
-        </w:rPr>
-        <w:t xml:space="preserve"> </w:t>
-      </w:r>
-      <w:r>
-        <w:rPr>
-          <w:rFonts w:ascii="Times New Roman" w:hAnsi="Times New Roman"/>
-          <w:color w:val="000000"/>
-          <w:sz w:val="24"/>
-        </w:rPr>
-        <w:t>цар</w:t>
-      </w:r>
-      <w:r>
-        <w:rPr>
-          <w:rFonts w:ascii="Times New Roman" w:hAnsi="Times New Roman"/>
-          <w:color w:val="000000"/>
-          <w:sz w:val="24"/>
-        </w:rPr>
-        <w:t xml:space="preserve"> </w:t>
-      </w:r>
-      <w:r>
-        <w:rPr>
-          <w:rFonts w:ascii="Times New Roman" w:hAnsi="Times New Roman"/>
-          <w:color w:val="000000"/>
-          <w:sz w:val="24"/>
-        </w:rPr>
-        <w:t>миру</w:t>
-      </w:r>
-      <w:r>
-        <w:rPr>
-          <w:rFonts w:ascii="Times New Roman" w:hAnsi="Times New Roman"/>
-          <w:color w:val="000000"/>
-          <w:sz w:val="24"/>
-        </w:rPr>
-        <w:t xml:space="preserve"> </w:t>
-      </w:r>
-      <w:r>
-        <w:rPr>
-          <w:rFonts w:ascii="Times New Roman" w:hAnsi="Times New Roman"/>
-          <w:color w:val="000000"/>
-          <w:sz w:val="24"/>
-        </w:rPr>
-        <w:t>і</w:t>
-      </w:r>
-      <w:r>
-        <w:rPr>
-          <w:rFonts w:ascii="Times New Roman" w:hAnsi="Times New Roman"/>
-          <w:color w:val="000000"/>
-          <w:sz w:val="24"/>
-        </w:rPr>
-        <w:t xml:space="preserve"> </w:t>
-      </w:r>
-      <w:r>
-        <w:rPr>
-          <w:rFonts w:ascii="Times New Roman" w:hAnsi="Times New Roman"/>
-          <w:color w:val="000000"/>
-          <w:sz w:val="24"/>
-        </w:rPr>
-        <w:t>Спас</w:t>
-      </w:r>
-      <w:r>
-        <w:rPr>
-          <w:rFonts w:ascii="Times New Roman" w:hAnsi="Times New Roman"/>
-          <w:color w:val="000000"/>
-          <w:sz w:val="24"/>
-        </w:rPr>
-        <w:t xml:space="preserve"> </w:t>
-      </w:r>
-      <w:r>
-        <w:rPr>
-          <w:rFonts w:ascii="Times New Roman" w:hAnsi="Times New Roman"/>
-          <w:color w:val="000000"/>
-          <w:sz w:val="24"/>
-        </w:rPr>
-        <w:t>душ</w:t>
-      </w:r>
-      <w:r>
-        <w:rPr>
-          <w:rFonts w:ascii="Times New Roman" w:hAnsi="Times New Roman"/>
-          <w:color w:val="000000"/>
-          <w:sz w:val="24"/>
-        </w:rPr>
-        <w:t xml:space="preserve"> </w:t>
-      </w:r>
-      <w:r>
-        <w:rPr>
-          <w:rFonts w:ascii="Times New Roman" w:hAnsi="Times New Roman"/>
-          <w:color w:val="000000"/>
-          <w:sz w:val="24"/>
-        </w:rPr>
-        <w:t>наших</w:t>
-      </w:r>
-      <w:r>
-        <w:rPr>
-          <w:rFonts w:ascii="Times New Roman" w:hAnsi="Times New Roman"/>
-          <w:color w:val="000000"/>
-          <w:sz w:val="24"/>
-        </w:rPr>
-        <w:t xml:space="preserve"> </w:t>
-      </w:r>
-      <w:r>
-        <w:rPr>
-          <w:rFonts w:ascii="Times New Roman" w:hAnsi="Times New Roman"/>
-          <w:color w:val="000000"/>
-          <w:sz w:val="24"/>
-        </w:rPr>
-        <w:t>–</w:t>
-      </w:r>
-      <w:r>
-        <w:rPr>
-          <w:rFonts w:ascii="Times New Roman" w:hAnsi="Times New Roman"/>
-          <w:color w:val="000000"/>
-          <w:sz w:val="24"/>
-        </w:rPr>
-        <w:t xml:space="preserve"> </w:t>
-      </w:r>
-      <w:r>
-        <w:rPr>
-          <w:rFonts w:ascii="Times New Roman" w:hAnsi="Times New Roman"/>
-          <w:color w:val="000000"/>
-          <w:sz w:val="24"/>
-        </w:rPr>
-        <w:t>і</w:t>
-      </w:r>
-      <w:r>
-        <w:rPr>
-          <w:rFonts w:ascii="Times New Roman" w:hAnsi="Times New Roman"/>
-          <w:color w:val="000000"/>
-          <w:sz w:val="24"/>
-        </w:rPr>
-        <w:t xml:space="preserve"> </w:t>
-      </w:r>
-      <w:r>
-        <w:rPr>
-          <w:rFonts w:ascii="Times New Roman" w:hAnsi="Times New Roman"/>
-          <w:color w:val="000000"/>
-          <w:sz w:val="24"/>
-        </w:rPr>
-        <w:t>Тобі</w:t>
-      </w:r>
-      <w:r>
-        <w:rPr>
-          <w:rFonts w:ascii="Times New Roman" w:hAnsi="Times New Roman"/>
-          <w:color w:val="000000"/>
-          <w:sz w:val="24"/>
-        </w:rPr>
-        <w:t xml:space="preserve"> </w:t>
-      </w:r>
-      <w:r>
-        <w:rPr>
-          <w:rFonts w:ascii="Times New Roman" w:hAnsi="Times New Roman"/>
-          <w:color w:val="000000"/>
-          <w:sz w:val="24"/>
-        </w:rPr>
-        <w:t>славу</w:t>
-      </w:r>
-      <w:r>
-        <w:rPr>
-          <w:rFonts w:ascii="Times New Roman" w:hAnsi="Times New Roman"/>
-          <w:color w:val="000000"/>
-          <w:sz w:val="24"/>
-        </w:rPr>
-        <w:t xml:space="preserve"> </w:t>
-      </w:r>
-      <w:r>
-        <w:rPr>
-          <w:rFonts w:ascii="Times New Roman" w:hAnsi="Times New Roman"/>
-          <w:color w:val="000000"/>
-          <w:sz w:val="24"/>
-        </w:rPr>
-        <w:t>возсилаємо,</w:t>
-      </w:r>
-      <w:r>
-        <w:rPr>
-          <w:rFonts w:ascii="Times New Roman" w:hAnsi="Times New Roman"/>
-          <w:color w:val="000000"/>
-          <w:sz w:val="24"/>
-        </w:rPr>
-        <w:t xml:space="preserve"> </w:t>
-      </w:r>
-      <w:r>
-        <w:rPr>
-          <w:rFonts w:ascii="Times New Roman" w:hAnsi="Times New Roman"/>
-          <w:color w:val="000000"/>
-          <w:sz w:val="24"/>
-        </w:rPr>
-        <w:t>Отцю,</w:t>
-      </w:r>
-      <w:r>
-        <w:rPr>
-          <w:rFonts w:ascii="Times New Roman" w:hAnsi="Times New Roman"/>
-          <w:color w:val="000000"/>
-          <w:sz w:val="24"/>
-        </w:rPr>
-        <w:t xml:space="preserve"> </w:t>
-      </w:r>
-      <w:r>
-        <w:rPr>
-          <w:rFonts w:ascii="Times New Roman" w:hAnsi="Times New Roman"/>
-          <w:color w:val="000000"/>
-          <w:sz w:val="24"/>
-        </w:rPr>
-        <w:t>і</w:t>
-      </w:r>
-      <w:r>
-        <w:rPr>
-          <w:rFonts w:ascii="Times New Roman" w:hAnsi="Times New Roman"/>
-          <w:color w:val="000000"/>
-          <w:sz w:val="24"/>
-        </w:rPr>
-        <w:t xml:space="preserve"> </w:t>
-      </w:r>
-      <w:r>
-        <w:rPr>
-          <w:rFonts w:ascii="Times New Roman" w:hAnsi="Times New Roman"/>
-          <w:color w:val="000000"/>
-          <w:sz w:val="24"/>
-        </w:rPr>
-        <w:t>Сину,</w:t>
-      </w:r>
-      <w:r>
-        <w:rPr>
-          <w:rFonts w:ascii="Times New Roman" w:hAnsi="Times New Roman"/>
-          <w:color w:val="000000"/>
-          <w:sz w:val="24"/>
-        </w:rPr>
-        <w:t xml:space="preserve"> </w:t>
-      </w:r>
-      <w:r>
-        <w:rPr>
-          <w:rFonts w:ascii="Times New Roman" w:hAnsi="Times New Roman"/>
-          <w:color w:val="000000"/>
-          <w:sz w:val="24"/>
-        </w:rPr>
-        <w:t>і</w:t>
-      </w:r>
-      <w:r>
-        <w:rPr>
-          <w:rFonts w:ascii="Times New Roman" w:hAnsi="Times New Roman"/>
-          <w:color w:val="000000"/>
-          <w:sz w:val="24"/>
-        </w:rPr>
-        <w:t xml:space="preserve"> </w:t>
-      </w:r>
-      <w:r>
-        <w:rPr>
-          <w:rFonts w:ascii="Times New Roman" w:hAnsi="Times New Roman"/>
-          <w:color w:val="000000"/>
-          <w:sz w:val="24"/>
-        </w:rPr>
-        <w:t>Святому</w:t>
-      </w:r>
-      <w:r>
-        <w:rPr>
-          <w:rFonts w:ascii="Times New Roman" w:hAnsi="Times New Roman"/>
-          <w:color w:val="000000"/>
-          <w:sz w:val="24"/>
-        </w:rPr>
-        <w:t xml:space="preserve"> </w:t>
-      </w:r>
-      <w:r>
-        <w:rPr>
-          <w:rFonts w:ascii="Times New Roman" w:hAnsi="Times New Roman"/>
-          <w:color w:val="000000"/>
-          <w:sz w:val="24"/>
-        </w:rPr>
-        <w:t>Духові</w:t>
-      </w:r>
-      <w:r>
-        <w:rPr>
-          <w:rFonts w:ascii="Times New Roman" w:hAnsi="Times New Roman"/>
-          <w:sz w:val="24"/>
-        </w:rPr>
-        <w:t>,</w:t>
-      </w:r>
-      <w:r>
-        <w:rPr>
-          <w:rFonts w:ascii="Times New Roman" w:hAnsi="Times New Roman"/>
-          <w:sz w:val="24"/>
-        </w:rPr>
-        <w:t xml:space="preserve"> </w:t>
-      </w:r>
-      <w:r>
-        <w:rPr>
-          <w:rFonts w:ascii="Times New Roman" w:hAnsi="Times New Roman"/>
-          <w:sz w:val="24"/>
-        </w:rPr>
-        <w:t>нині,</w:t>
-      </w:r>
-      <w:r>
-        <w:rPr>
-          <w:rFonts w:ascii="Times New Roman" w:hAnsi="Times New Roman"/>
-          <w:sz w:val="24"/>
-        </w:rPr>
-        <w:t xml:space="preserve"> </w:t>
-      </w:r>
-      <w:r>
-        <w:rPr>
-          <w:rFonts w:ascii="Times New Roman" w:hAnsi="Times New Roman"/>
-          <w:sz w:val="24"/>
-        </w:rPr>
-        <w:t>і</w:t>
-      </w:r>
-      <w:r>
-        <w:rPr>
-          <w:rFonts w:ascii="Times New Roman" w:hAnsi="Times New Roman"/>
-          <w:sz w:val="24"/>
-        </w:rPr>
-        <w:t xml:space="preserve"> </w:t>
-      </w:r>
-      <w:r>
-        <w:rPr>
-          <w:rFonts w:ascii="Times New Roman" w:hAnsi="Times New Roman"/>
-          <w:sz w:val="24"/>
-        </w:rPr>
-        <w:t>повсякчас,</w:t>
-      </w:r>
-      <w:r>
-        <w:rPr>
-          <w:rFonts w:ascii="Times New Roman" w:hAnsi="Times New Roman"/>
-          <w:sz w:val="24"/>
-        </w:rPr>
-        <w:t xml:space="preserve"> </w:t>
-      </w:r>
-      <w:r>
-        <w:rPr>
-          <w:rFonts w:ascii="Times New Roman" w:hAnsi="Times New Roman"/>
-          <w:sz w:val="24"/>
-        </w:rPr>
-        <w:t>і</w:t>
-      </w:r>
-      <w:r>
-        <w:rPr>
-          <w:rFonts w:ascii="Times New Roman" w:hAnsi="Times New Roman"/>
-          <w:sz w:val="24"/>
-        </w:rPr>
-        <w:t xml:space="preserve"> </w:t>
-      </w:r>
-      <w:r>
-        <w:rPr>
-          <w:rFonts w:ascii="Times New Roman" w:hAnsi="Times New Roman"/>
-          <w:sz w:val="24"/>
-        </w:rPr>
-        <w:t>на</w:t>
-      </w:r>
-      <w:r>
-        <w:rPr>
-          <w:rFonts w:ascii="Times New Roman" w:hAnsi="Times New Roman"/>
-          <w:sz w:val="24"/>
-        </w:rPr>
-        <w:t xml:space="preserve"> </w:t>
-      </w:r>
-      <w:r>
-        <w:rPr>
-          <w:rFonts w:ascii="Times New Roman" w:hAnsi="Times New Roman"/>
-          <w:sz w:val="24"/>
-        </w:rPr>
-        <w:t>віки</w:t>
-      </w:r>
-      <w:r>
-        <w:rPr>
-          <w:rFonts w:ascii="Times New Roman" w:hAnsi="Times New Roman"/>
-          <w:sz w:val="24"/>
-        </w:rPr>
-        <w:t xml:space="preserve"> </w:t>
-      </w:r>
-      <w:r>
-        <w:rPr>
-          <w:rFonts w:ascii="Times New Roman" w:hAnsi="Times New Roman"/>
-          <w:sz w:val="24"/>
-        </w:rPr>
-        <w:t>віків.</w:t>
+          <w:sz w:val="24"/>
+        </w:rPr>
+        <w:t xml:space="preserve"> Бо Ти цар миру і Спас душ наших – і Тобі славу возсилаємо, Отцю, і Сину, і Святому Духові, нині, і повсякчас, і на віки віків.</w:t>
       </w:r>
     </w:p>
     <w:p>
@@ -40958,63 +38848,39 @@
     </w:p>
     <w:p>
       <w:pPr>
-        <w:spacing w:after="120" w:lineRule="auto"/>
-        <w:jc w:val="both"/>
-        <w:rPr>
-          <w:rFonts w:ascii="Times New Roman" w:cs="Times New Roman" w:eastAsia="Times New Roman" w:hAnsi="Times New Roman"/>
-          <w:sz w:val="24"/>
-          <w:szCs w:val="24"/>
-        </w:rPr>
-      </w:pPr>
-      <w:r>
-        <w:rPr>
-          <w:rFonts w:ascii="Times New Roman" w:cs="Times New Roman" w:eastAsia="Times New Roman" w:hAnsi="Times New Roman"/>
-          <w:i w:val="1"/>
-          <w:color w:val="ff0000"/>
-          <w:sz w:val="24"/>
-          <w:szCs w:val="24"/>
-          <w:rtl w:val="0"/>
-        </w:rPr>
-        <w:t xml:space="preserve">Священик:</w:t>
-      </w:r>
-      <w:r>
-        <w:rPr>
-          <w:rFonts w:ascii="Times New Roman" w:cs="Times New Roman" w:eastAsia="Times New Roman" w:hAnsi="Times New Roman"/>
-          <w:color w:val="ff0000"/>
-          <w:sz w:val="24"/>
-          <w:szCs w:val="24"/>
-          <w:rtl w:val="0"/>
-        </w:rPr>
-        <w:t xml:space="preserve"> </w:t>
-      </w:r>
-      <w:r>
-        <w:rPr>
-          <w:rFonts w:ascii="Times New Roman" w:cs="Times New Roman" w:eastAsia="Times New Roman" w:hAnsi="Times New Roman"/>
-          <w:sz w:val="24"/>
-          <w:szCs w:val="24"/>
-          <w:rtl w:val="0"/>
-        </w:rPr>
-        <w:t xml:space="preserve">Христос, істинний Бог наш, молитвами пречистої своєї Матері, святих славних і всехвальних апостолів, і преподобного й богоносного отця нашого Сави Освященного, якого світлу пам'ять днесь святкуємо, і святого </w:t>
-      </w:r>
-      <w:r>
-        <w:rPr>
-          <w:rFonts w:ascii="Times New Roman" w:cs="Times New Roman" w:eastAsia="Times New Roman" w:hAnsi="Times New Roman"/>
-          <w:i w:val="1"/>
-          <w:color w:val="ff0000"/>
-          <w:sz w:val="24"/>
-          <w:szCs w:val="24"/>
-          <w:rtl w:val="0"/>
-        </w:rPr>
-        <w:t xml:space="preserve">(ім'я, якого є храм), </w:t>
-      </w:r>
-      <w:r>
-        <w:rPr>
-          <w:rFonts w:ascii="Times New Roman" w:cs="Times New Roman" w:eastAsia="Times New Roman" w:hAnsi="Times New Roman"/>
-          <w:sz w:val="24"/>
-          <w:szCs w:val="24"/>
-          <w:rtl w:val="0"/>
-        </w:rPr>
-        <w:t xml:space="preserve">і всіх святих, помилує і спасе нас, як благий і людинолюбний.</w:t>
+        <w:spacing w:after="120"/>
+      </w:pPr>
+      <w:r>
+        <w:rPr>
+          <w:rFonts w:ascii="Times New Roman" w:hAnsi="Times New Roman"/>
+          <w:i/>
+          <w:color w:val="FF0000"/>
+          <w:sz w:val="24"/>
+        </w:rPr>
+        <w:t>Священник:</w:t>
+      </w:r>
+      <w:r>
+        <w:rPr>
+          <w:rFonts w:ascii="Times New Roman" w:hAnsi="Times New Roman"/>
+          <w:sz w:val="24"/>
+        </w:rPr>
+        <w:t xml:space="preserve"> Христос, істинний Бог наш - молитвами пречистої Своєї Матері, святих славних і всехвальних апостолів, і святого, </w:t>
+      </w:r>
+      <w:r>
+        <w:rPr>
+          <w:rFonts w:ascii="Times New Roman" w:hAnsi="Times New Roman"/>
+          <w:i/>
+          <w:color w:val="FF0000"/>
+          <w:sz w:val="24"/>
+        </w:rPr>
+        <w:t>якого є храм</w:t>
+      </w:r>
+      <w:r>
+        <w:rPr>
+          <w:rFonts w:ascii="Times New Roman" w:hAnsi="Times New Roman"/>
+          <w:sz w:val="24"/>
+        </w:rPr>
+        <w:t>, і преподобного й богоносного отця нашого Сави Освященного, якого сьогодні пам'ять торжественно звершуємо, і всіх святих - помилує і спасе нас як благий і людинолюбний.</w:t>
       </w:r>
     </w:p>
     <w:p>
